--- a/docs/Emparejamiento_Instagram.docx
+++ b/docs/Emparejamiento_Instagram.docx
@@ -36,7 +36,7 @@
         <w:pStyle w:val="ListBullet"/>
       </w:pPr>
       <w:r>
-        <w:t>8 hay que verificarlas mirando la foto (dos opciones posibles o texto poco específico).</w:t>
+        <w:t>7 hay que verificarlas mirando la foto (dos opciones posibles o texto poco específico).</w:t>
       </w:r>
     </w:p>
     <w:p>
@@ -44,7 +44,7 @@
         <w:pStyle w:val="ListBullet"/>
       </w:pPr>
       <w:r>
-        <w:t>1 publicación (n.º 8, «crear juguetes con un clic») no tiene un producto seguro en el catálogo: si es una impresora 3D, hay que añadirla.</w:t>
+        <w:t>2 publicaciones no tienen producto en el catálogo y hay que añadirlo: n.º 3 (granero Montessori de tela con animalitos) y n.º 8 («crear juguetes con un clic», posiblemente una impresora 3D).</w:t>
       </w:r>
     </w:p>
     <w:p>
@@ -311,37 +311,37 @@
           </w:tcPr>
           <w:p>
             <w:r>
-              <w:t>Granero Montessori que se transforma</w:t>
-            </w:r>
-          </w:p>
-        </w:tc>
-        <w:tc>
-          <w:tcPr>
-            <w:tcW w:type="dxa" w:w="1440"/>
-          </w:tcPr>
-          <w:p>
-            <w:r>
-              <w:t>Kizfarm – Kit educativo de madera 8 en 1</w:t>
-            </w:r>
-          </w:p>
-        </w:tc>
-        <w:tc>
-          <w:tcPr>
-            <w:tcW w:type="dxa" w:w="1440"/>
-          </w:tcPr>
-          <w:p>
-            <w:r>
-              <w:t>kizfarm</w:t>
-            </w:r>
-          </w:p>
-        </w:tc>
-        <w:tc>
-          <w:tcPr>
-            <w:tcW w:type="dxa" w:w="1440"/>
-          </w:tcPr>
-          <w:p>
-            <w:r>
-              <w:t>Verificar</w:t>
+              <w:t>Granero Montessori de tela que se transforma en alfombra (6 animalitos con sonido)</w:t>
+            </w:r>
+          </w:p>
+        </w:tc>
+        <w:tc>
+          <w:tcPr>
+            <w:tcW w:type="dxa" w:w="1440"/>
+          </w:tcPr>
+          <w:p>
+            <w:r>
+              <w:t>NO ESTÁ en el catálogo: añadirlo con su enlace de Amazon (no es la Kizfarm de madera)</w:t>
+            </w:r>
+          </w:p>
+        </w:tc>
+        <w:tc>
+          <w:tcPr>
+            <w:tcW w:type="dxa" w:w="1440"/>
+          </w:tcPr>
+          <w:p>
+            <w:r>
+              <w:t>granero (después de añadirlo)</w:t>
+            </w:r>
+          </w:p>
+        </w:tc>
+        <w:tc>
+          <w:tcPr>
+            <w:tcW w:type="dxa" w:w="1440"/>
+          </w:tcPr>
+          <w:p>
+            <w:r>
+              <w:t>FALTA</w:t>
             </w:r>
           </w:p>
         </w:tc>

--- a/docs/Emparejamiento_Instagram.docx
+++ b/docs/Emparejamiento_Instagram.docx
@@ -7,12 +7,12 @@
         <w:pStyle w:val="Title"/>
       </w:pPr>
       <w:r>
-        <w:t>Emparejamiento de publicaciones de Instagram con productos</w:t>
+        <w:t>Revisión de las 48 publicaciones de Instagram</w:t>
       </w:r>
     </w:p>
     <w:p>
       <w:r>
-        <w:t>Fecha: 27 de octubre de 2026. Fuentes: las 48 publicaciones de @cestoriashop (exportadas desde el administrador) y los 85 productos disponibles para emparejar (37 del catálogo independiente y 48 activos de cestoria.shop). La relación se hizo leyendo el texto de cada publicación; las marcadas «Verificar» tienen más de una opción posible y conviene mirar la foto.</w:t>
+        <w:t>Fecha: 27 de octubre de 2026. Método: se comparó la imagen y el texto de cada publicación (exportados desde el administrador) con las fotos de los 37 productos del catálogo independiente y los productos activos de cestoria.shop. Esta versión reemplaza la tabla anterior, que se hizo solo con el texto y tenía errores (por ejemplo, el granero).</w:t>
       </w:r>
     </w:p>
     <w:p>
@@ -28,7 +28,7 @@
         <w:pStyle w:val="ListBullet"/>
       </w:pPr>
       <w:r>
-        <w:t>38 publicaciones tienen su producto claro (OK).</w:t>
+        <w:t>37 ya están bien emparejadas.</w:t>
       </w:r>
     </w:p>
     <w:p>
@@ -36,7 +36,7 @@
         <w:pStyle w:val="ListBullet"/>
       </w:pPr>
       <w:r>
-        <w:t>7 hay que verificarlas mirando la foto (dos opciones posibles o texto poco específico).</w:t>
+        <w:t>6 tienen producto en el catálogo pero aún no están emparejadas.</w:t>
       </w:r>
     </w:p>
     <w:p>
@@ -44,7 +44,7 @@
         <w:pStyle w:val="ListBullet"/>
       </w:pPr>
       <w:r>
-        <w:t>2 publicaciones no tienen producto en el catálogo y hay que añadirlo: n.º 3 (granero Montessori de tela con animalitos) y n.º 8 («crear juguetes con un clic», posiblemente una impresora 3D).</w:t>
+        <w:t>3 están emparejadas con el producto equivocado.</w:t>
       </w:r>
     </w:p>
     <w:p>
@@ -52,23 +52,7 @@
         <w:pStyle w:val="ListBullet"/>
       </w:pPr>
       <w:r>
-        <w:t>1 publicación (n.º 47, la historia de Cestoria) no lleva producto.</w:t>
-      </w:r>
-    </w:p>
-    <w:p>
-      <w:pPr>
-        <w:pStyle w:val="ListBullet"/>
-      </w:pPr>
-      <w:r>
-        <w:t>La almohada de Navidad está duplicada y un producto se llama solo «www.amazon.com» (probablemente los Numberblocks).</w:t>
-      </w:r>
-    </w:p>
-    <w:p>
-      <w:pPr>
-        <w:pStyle w:val="ListBullet"/>
-      </w:pPr>
-      <w:r>
-        <w:t>En cestoria.shop hay 5 productos inactivos que no aparecen en ningún lado: LIBRO SENSORIAL, Libro Sensorial Estimulación Temprana, Tablero Montessori Busy Board, Guante Anti Pelos Mascotas y FAJA PROTECTORA DE EMBARAZO. Ninguna publicación los nombra de forma directa; el «busy board» de las publicaciones 33 y 46 puede ser el de Amazon (SaFeli/Grarain) o el de la tienda (inactivo).</w:t>
+        <w:t>2 su producto de Amazon no está en el catálogo: hay que añadirlo.</w:t>
       </w:r>
     </w:p>
     <w:p>
@@ -76,12 +60,12 @@
         <w:pStyle w:val="Heading1"/>
       </w:pPr>
       <w:r>
-        <w:t>Cómo usar esta tabla</w:t>
+        <w:t>Cómo usarla</w:t>
       </w:r>
     </w:p>
     <w:p>
       <w:r>
-        <w:t>En el administrador, busca la publicación con «Buscar publicación…» y escribe en «Buscar producto…» la palabra de la columna «Buscar». Elige el producto indicado.</w:t>
+        <w:t>En el administrador: busca la publicación con «Buscar publicación…», escribe en «Buscar producto…» la palabra de la columna «Buscar» y elige el producto indicado. Para las marcadas CORREGIR, primero pulsa «Ver ya asociadas».</w:t>
       </w:r>
     </w:p>
     <w:tbl>
@@ -91,17 +75,18 @@
         <w:tblLook w:firstColumn="1" w:firstRow="1" w:lastColumn="0" w:lastRow="0" w:noHBand="0" w:noVBand="1" w:val="04A0"/>
       </w:tblPr>
       <w:tblGrid>
-        <w:gridCol w:w="1440"/>
-        <w:gridCol w:w="1440"/>
-        <w:gridCol w:w="1440"/>
-        <w:gridCol w:w="1440"/>
-        <w:gridCol w:w="1440"/>
-        <w:gridCol w:w="1440"/>
+        <w:gridCol w:w="1234"/>
+        <w:gridCol w:w="1234"/>
+        <w:gridCol w:w="1234"/>
+        <w:gridCol w:w="1234"/>
+        <w:gridCol w:w="1234"/>
+        <w:gridCol w:w="1234"/>
+        <w:gridCol w:w="1234"/>
       </w:tblGrid>
       <w:tr>
         <w:tc>
           <w:tcPr>
-            <w:tcW w:type="dxa" w:w="1440"/>
+            <w:tcW w:type="dxa" w:w="1234"/>
           </w:tcPr>
           <w:p>
             <w:r>
@@ -111,7 +96,7 @@
         </w:tc>
         <w:tc>
           <w:tcPr>
-            <w:tcW w:type="dxa" w:w="1440"/>
+            <w:tcW w:type="dxa" w:w="1234"/>
           </w:tcPr>
           <w:p>
             <w:r>
@@ -121,7 +106,7 @@
         </w:tc>
         <w:tc>
           <w:tcPr>
-            <w:tcW w:type="dxa" w:w="1440"/>
+            <w:tcW w:type="dxa" w:w="1234"/>
           </w:tcPr>
           <w:p>
             <w:r>
@@ -131,17 +116,27 @@
         </w:tc>
         <w:tc>
           <w:tcPr>
-            <w:tcW w:type="dxa" w:w="1440"/>
-          </w:tcPr>
-          <w:p>
-            <w:r>
-              <w:t>Producto a elegir</w:t>
-            </w:r>
-          </w:p>
-        </w:tc>
-        <w:tc>
-          <w:tcPr>
-            <w:tcW w:type="dxa" w:w="1440"/>
+            <w:tcW w:type="dxa" w:w="1234"/>
+          </w:tcPr>
+          <w:p>
+            <w:r>
+              <w:t>Emparejado ahora</w:t>
+            </w:r>
+          </w:p>
+        </w:tc>
+        <w:tc>
+          <w:tcPr>
+            <w:tcW w:type="dxa" w:w="1234"/>
+          </w:tcPr>
+          <w:p>
+            <w:r>
+              <w:t>Producto correcto</w:t>
+            </w:r>
+          </w:p>
+        </w:tc>
+        <w:tc>
+          <w:tcPr>
+            <w:tcW w:type="dxa" w:w="1234"/>
           </w:tcPr>
           <w:p>
             <w:r>
@@ -151,11 +146,11 @@
         </w:tc>
         <w:tc>
           <w:tcPr>
-            <w:tcW w:type="dxa" w:w="1440"/>
-          </w:tcPr>
-          <w:p>
-            <w:r>
-              <w:t>Estado</w:t>
+            <w:tcW w:type="dxa" w:w="1234"/>
+          </w:tcPr>
+          <w:p>
+            <w:r>
+              <w:t>Acción</w:t>
             </w:r>
           </w:p>
         </w:tc>
@@ -163,61 +158,69 @@
       <w:tr>
         <w:tc>
           <w:tcPr>
-            <w:tcW w:type="dxa" w:w="1440"/>
-          </w:tcPr>
-          <w:p>
-            <w:r>
-              <w:t>1</w:t>
-            </w:r>
-          </w:p>
-        </w:tc>
-        <w:tc>
-          <w:tcPr>
-            <w:tcW w:type="dxa" w:w="1440"/>
-          </w:tcPr>
-          <w:p>
-            <w:r>
-              <w:t>2026-10-27</w:t>
-            </w:r>
-          </w:p>
-        </w:tc>
-        <w:tc>
-          <w:tcPr>
-            <w:tcW w:type="dxa" w:w="1440"/>
-          </w:tcPr>
-          <w:p>
-            <w:r>
-              <w:t>Tablero de madera con números y figuras (paga al recibir)</w:t>
-            </w:r>
-          </w:p>
-        </w:tc>
-        <w:tc>
-          <w:tcPr>
-            <w:tcW w:type="dxa" w:w="1440"/>
-          </w:tcPr>
-          <w:p>
-            <w:r>
-              <w:t>Tienda CO: «Juego Didáctico en Madera Feliz Aprendizaje Matemático» o «Tabla Didáctica de Madera Figuras y Marcadores»</w:t>
-            </w:r>
-          </w:p>
-        </w:tc>
-        <w:tc>
-          <w:tcPr>
-            <w:tcW w:type="dxa" w:w="1440"/>
-          </w:tcPr>
-          <w:p>
-            <w:r>
-              <w:t>madera</w:t>
-            </w:r>
-          </w:p>
-        </w:tc>
-        <w:tc>
-          <w:tcPr>
-            <w:tcW w:type="dxa" w:w="1440"/>
-          </w:tcPr>
-          <w:p>
-            <w:r>
-              <w:t>Verificar cuál de los dos es</w:t>
+            <w:tcW w:type="dxa" w:w="1234"/>
+          </w:tcPr>
+          <w:p>
+            <w:r>
+              <w:t>4</w:t>
+            </w:r>
+          </w:p>
+        </w:tc>
+        <w:tc>
+          <w:tcPr>
+            <w:tcW w:type="dxa" w:w="1234"/>
+          </w:tcPr>
+          <w:p>
+            <w:r>
+              <w:t>2026-10-24</w:t>
+            </w:r>
+          </w:p>
+        </w:tc>
+        <w:tc>
+          <w:tcPr>
+            <w:tcW w:type="dxa" w:w="1234"/>
+          </w:tcPr>
+          <w:p>
+            <w:r>
+              <w:t>¿Buscas una actividad silenciosa que mantenga sus manos y mente ocupad</w:t>
+            </w:r>
+          </w:p>
+        </w:tc>
+        <w:tc>
+          <w:tcPr>
+            <w:tcW w:type="dxa" w:w="1234"/>
+          </w:tcPr>
+          <w:p>
+            <w:r>
+              <w:t>—</w:t>
+            </w:r>
+          </w:p>
+        </w:tc>
+        <w:tc>
+          <w:tcPr>
+            <w:tcW w:type="dxa" w:w="1234"/>
+          </w:tcPr>
+          <w:p>
+            <w:r>
+              <w:t>NO ESTÁ: añadir (tablero/torre transparente de doble cara con actividades de granja y laberinto)</w:t>
+            </w:r>
+          </w:p>
+        </w:tc>
+        <w:tc>
+          <w:tcPr>
+            <w:tcW w:type="dxa" w:w="1234"/>
+          </w:tcPr>
+          <w:p>
+            <w:r/>
+          </w:p>
+        </w:tc>
+        <w:tc>
+          <w:tcPr>
+            <w:tcW w:type="dxa" w:w="1234"/>
+          </w:tcPr>
+          <w:p>
+            <w:r>
+              <w:t>AÑADIR PRODUCTO</w:t>
             </w:r>
           </w:p>
         </w:tc>
@@ -225,61 +228,69 @@
       <w:tr>
         <w:tc>
           <w:tcPr>
-            <w:tcW w:type="dxa" w:w="1440"/>
-          </w:tcPr>
-          <w:p>
-            <w:r>
-              <w:t>2</w:t>
-            </w:r>
-          </w:p>
-        </w:tc>
-        <w:tc>
-          <w:tcPr>
-            <w:tcW w:type="dxa" w:w="1440"/>
-          </w:tcPr>
-          <w:p>
-            <w:r>
-              <w:t>2026-10-26</w:t>
-            </w:r>
-          </w:p>
-        </w:tc>
-        <w:tc>
-          <w:tcPr>
-            <w:tcW w:type="dxa" w:w="1440"/>
-          </w:tcPr>
-          <w:p>
-            <w:r>
-              <w:t>Video de retos y adivinanzas (canal aliado)</w:t>
-            </w:r>
-          </w:p>
-        </w:tc>
-        <w:tc>
-          <w:tcPr>
-            <w:tcW w:type="dxa" w:w="1440"/>
-          </w:tcPr>
-          <w:p>
-            <w:r>
-              <w:t>[Aliado] Club Animalitos – Canal</w:t>
-            </w:r>
-          </w:p>
-        </w:tc>
-        <w:tc>
-          <w:tcPr>
-            <w:tcW w:type="dxa" w:w="1440"/>
-          </w:tcPr>
-          <w:p>
-            <w:r>
-              <w:t>animalitos</w:t>
-            </w:r>
-          </w:p>
-        </w:tc>
-        <w:tc>
-          <w:tcPr>
-            <w:tcW w:type="dxa" w:w="1440"/>
-          </w:tcPr>
-          <w:p>
-            <w:r>
-              <w:t>OK</w:t>
+            <w:tcW w:type="dxa" w:w="1234"/>
+          </w:tcPr>
+          <w:p>
+            <w:r>
+              <w:t>8</w:t>
+            </w:r>
+          </w:p>
+        </w:tc>
+        <w:tc>
+          <w:tcPr>
+            <w:tcW w:type="dxa" w:w="1234"/>
+          </w:tcPr>
+          <w:p>
+            <w:r>
+              <w:t>2026-10-21</w:t>
+            </w:r>
+          </w:p>
+        </w:tc>
+        <w:tc>
+          <w:tcPr>
+            <w:tcW w:type="dxa" w:w="1234"/>
+          </w:tcPr>
+          <w:p>
+            <w:r>
+              <w:t>¿Quieres crear tus propios juguetes en casa con solo un clic?  Descubr</w:t>
+            </w:r>
+          </w:p>
+        </w:tc>
+        <w:tc>
+          <w:tcPr>
+            <w:tcW w:type="dxa" w:w="1234"/>
+          </w:tcPr>
+          <w:p>
+            <w:r>
+              <w:t>—</w:t>
+            </w:r>
+          </w:p>
+        </w:tc>
+        <w:tc>
+          <w:tcPr>
+            <w:tcW w:type="dxa" w:w="1234"/>
+          </w:tcPr>
+          <w:p>
+            <w:r>
+              <w:t>NO ESTÁ: añadir (impresora 3D)</w:t>
+            </w:r>
+          </w:p>
+        </w:tc>
+        <w:tc>
+          <w:tcPr>
+            <w:tcW w:type="dxa" w:w="1234"/>
+          </w:tcPr>
+          <w:p>
+            <w:r/>
+          </w:p>
+        </w:tc>
+        <w:tc>
+          <w:tcPr>
+            <w:tcW w:type="dxa" w:w="1234"/>
+          </w:tcPr>
+          <w:p>
+            <w:r>
+              <w:t>AÑADIR PRODUCTO</w:t>
             </w:r>
           </w:p>
         </w:tc>
@@ -287,61 +298,71 @@
       <w:tr>
         <w:tc>
           <w:tcPr>
-            <w:tcW w:type="dxa" w:w="1440"/>
-          </w:tcPr>
-          <w:p>
-            <w:r>
-              <w:t>3</w:t>
-            </w:r>
-          </w:p>
-        </w:tc>
-        <w:tc>
-          <w:tcPr>
-            <w:tcW w:type="dxa" w:w="1440"/>
-          </w:tcPr>
-          <w:p>
-            <w:r>
-              <w:t>2026-10-24</w:t>
-            </w:r>
-          </w:p>
-        </w:tc>
-        <w:tc>
-          <w:tcPr>
-            <w:tcW w:type="dxa" w:w="1440"/>
-          </w:tcPr>
-          <w:p>
-            <w:r>
-              <w:t>Granero Montessori de tela que se transforma en alfombra (6 animalitos con sonido)</w:t>
-            </w:r>
-          </w:p>
-        </w:tc>
-        <w:tc>
-          <w:tcPr>
-            <w:tcW w:type="dxa" w:w="1440"/>
-          </w:tcPr>
-          <w:p>
-            <w:r>
-              <w:t>NO ESTÁ en el catálogo: añadirlo con su enlace de Amazon (no es la Kizfarm de madera)</w:t>
-            </w:r>
-          </w:p>
-        </w:tc>
-        <w:tc>
-          <w:tcPr>
-            <w:tcW w:type="dxa" w:w="1440"/>
-          </w:tcPr>
-          <w:p>
-            <w:r>
-              <w:t>granero (después de añadirlo)</w:t>
-            </w:r>
-          </w:p>
-        </w:tc>
-        <w:tc>
-          <w:tcPr>
-            <w:tcW w:type="dxa" w:w="1440"/>
-          </w:tcPr>
-          <w:p>
-            <w:r>
-              <w:t>FALTA</w:t>
+            <w:tcW w:type="dxa" w:w="1234"/>
+          </w:tcPr>
+          <w:p>
+            <w:r>
+              <w:t>6</w:t>
+            </w:r>
+          </w:p>
+        </w:tc>
+        <w:tc>
+          <w:tcPr>
+            <w:tcW w:type="dxa" w:w="1234"/>
+          </w:tcPr>
+          <w:p>
+            <w:r>
+              <w:t>2026-10-21</w:t>
+            </w:r>
+          </w:p>
+        </w:tc>
+        <w:tc>
+          <w:tcPr>
+            <w:tcW w:type="dxa" w:w="1234"/>
+          </w:tcPr>
+          <w:p>
+            <w:r>
+              <w:t>Revisa los videos educativos de nuestro canal aliado: clubanimalitos e</w:t>
+            </w:r>
+          </w:p>
+        </w:tc>
+        <w:tc>
+          <w:tcPr>
+            <w:tcW w:type="dxa" w:w="1234"/>
+          </w:tcPr>
+          <w:p>
+            <w:r>
+              <w:t>Grarain - Tabla de actividades para niños pequeños – Juguete</w:t>
+            </w:r>
+          </w:p>
+        </w:tc>
+        <w:tc>
+          <w:tcPr>
+            <w:tcW w:type="dxa" w:w="1234"/>
+          </w:tcPr>
+          <w:p>
+            <w:r>
+              <w:t>[Aliado] Club Animalitos – Canal</w:t>
+            </w:r>
+          </w:p>
+        </w:tc>
+        <w:tc>
+          <w:tcPr>
+            <w:tcW w:type="dxa" w:w="1234"/>
+          </w:tcPr>
+          <w:p>
+            <w:r>
+              <w:t>animalitos</w:t>
+            </w:r>
+          </w:p>
+        </w:tc>
+        <w:tc>
+          <w:tcPr>
+            <w:tcW w:type="dxa" w:w="1234"/>
+          </w:tcPr>
+          <w:p>
+            <w:r>
+              <w:t>CORREGIR</w:t>
             </w:r>
           </w:p>
         </w:tc>
@@ -349,61 +370,71 @@
       <w:tr>
         <w:tc>
           <w:tcPr>
-            <w:tcW w:type="dxa" w:w="1440"/>
-          </w:tcPr>
-          <w:p>
-            <w:r>
-              <w:t>4</w:t>
-            </w:r>
-          </w:p>
-        </w:tc>
-        <w:tc>
-          <w:tcPr>
-            <w:tcW w:type="dxa" w:w="1440"/>
-          </w:tcPr>
-          <w:p>
-            <w:r>
-              <w:t>2026-10-24</w:t>
-            </w:r>
-          </w:p>
-        </w:tc>
-        <w:tc>
-          <w:tcPr>
-            <w:tcW w:type="dxa" w:w="1440"/>
-          </w:tcPr>
-          <w:p>
-            <w:r>
-              <w:t>Tablero Montessori de doble cara (actividad silenciosa)</w:t>
-            </w:r>
-          </w:p>
-        </w:tc>
-        <w:tc>
-          <w:tcPr>
-            <w:tcW w:type="dxa" w:w="1440"/>
-          </w:tcPr>
-          <w:p>
-            <w:r>
-              <w:t>Magnetic Maze 2 in 1 Double Side… o Grarain – Tabla de actividades</w:t>
-            </w:r>
-          </w:p>
-        </w:tc>
-        <w:tc>
-          <w:tcPr>
-            <w:tcW w:type="dxa" w:w="1440"/>
-          </w:tcPr>
-          <w:p>
-            <w:r>
-              <w:t>maze / grarain</w:t>
-            </w:r>
-          </w:p>
-        </w:tc>
-        <w:tc>
-          <w:tcPr>
-            <w:tcW w:type="dxa" w:w="1440"/>
-          </w:tcPr>
-          <w:p>
-            <w:r>
-              <w:t>Verificar</w:t>
+            <w:tcW w:type="dxa" w:w="1234"/>
+          </w:tcPr>
+          <w:p>
+            <w:r>
+              <w:t>44</w:t>
+            </w:r>
+          </w:p>
+        </w:tc>
+        <w:tc>
+          <w:tcPr>
+            <w:tcW w:type="dxa" w:w="1234"/>
+          </w:tcPr>
+          <w:p>
+            <w:r>
+              <w:t>2026-10-05</w:t>
+            </w:r>
+          </w:p>
+        </w:tc>
+        <w:tc>
+          <w:tcPr>
+            <w:tcW w:type="dxa" w:w="1234"/>
+          </w:tcPr>
+          <w:p>
+            <w:r>
+              <w:t xml:space="preserve">Esta mini impresora convierte tu celular en una fábrica de stickers 📸 </w:t>
+            </w:r>
+          </w:p>
+        </w:tc>
+        <w:tc>
+          <w:tcPr>
+            <w:tcW w:type="dxa" w:w="1234"/>
+          </w:tcPr>
+          <w:p>
+            <w:r>
+              <w:t>MINI IMPRESORA RGB A2406-679</w:t>
+            </w:r>
+          </w:p>
+        </w:tc>
+        <w:tc>
+          <w:tcPr>
+            <w:tcW w:type="dxa" w:w="1234"/>
+          </w:tcPr>
+          <w:p>
+            <w:r>
+              <w:t>cudinham Mini Sticker Printer (la de Amazon, 10 rollos)</w:t>
+            </w:r>
+          </w:p>
+        </w:tc>
+        <w:tc>
+          <w:tcPr>
+            <w:tcW w:type="dxa" w:w="1234"/>
+          </w:tcPr>
+          <w:p>
+            <w:r>
+              <w:t>cudinham</w:t>
+            </w:r>
+          </w:p>
+        </w:tc>
+        <w:tc>
+          <w:tcPr>
+            <w:tcW w:type="dxa" w:w="1234"/>
+          </w:tcPr>
+          <w:p>
+            <w:r>
+              <w:t>CORREGIR</w:t>
             </w:r>
           </w:p>
         </w:tc>
@@ -411,61 +442,71 @@
       <w:tr>
         <w:tc>
           <w:tcPr>
-            <w:tcW w:type="dxa" w:w="1440"/>
-          </w:tcPr>
-          <w:p>
-            <w:r>
-              <w:t>5</w:t>
-            </w:r>
-          </w:p>
-        </w:tc>
-        <w:tc>
-          <w:tcPr>
-            <w:tcW w:type="dxa" w:w="1440"/>
-          </w:tcPr>
-          <w:p>
-            <w:r>
-              <w:t>2026-10-24</w:t>
-            </w:r>
-          </w:p>
-        </w:tc>
-        <w:tc>
-          <w:tcPr>
-            <w:tcW w:type="dxa" w:w="1440"/>
-          </w:tcPr>
-          <w:p>
-            <w:r>
-              <w:t>Videos de Club Animalitos</w:t>
-            </w:r>
-          </w:p>
-        </w:tc>
-        <w:tc>
-          <w:tcPr>
-            <w:tcW w:type="dxa" w:w="1440"/>
-          </w:tcPr>
-          <w:p>
-            <w:r>
-              <w:t>[Aliado] Club Animalitos – Canal</w:t>
-            </w:r>
-          </w:p>
-        </w:tc>
-        <w:tc>
-          <w:tcPr>
-            <w:tcW w:type="dxa" w:w="1440"/>
-          </w:tcPr>
-          <w:p>
-            <w:r>
-              <w:t>animalitos</w:t>
-            </w:r>
-          </w:p>
-        </w:tc>
-        <w:tc>
-          <w:tcPr>
-            <w:tcW w:type="dxa" w:w="1440"/>
-          </w:tcPr>
-          <w:p>
-            <w:r>
-              <w:t>OK</w:t>
+            <w:tcW w:type="dxa" w:w="1234"/>
+          </w:tcPr>
+          <w:p>
+            <w:r>
+              <w:t>48</w:t>
+            </w:r>
+          </w:p>
+        </w:tc>
+        <w:tc>
+          <w:tcPr>
+            <w:tcW w:type="dxa" w:w="1234"/>
+          </w:tcPr>
+          <w:p>
+            <w:r>
+              <w:t>2026-10-02</w:t>
+            </w:r>
+          </w:p>
+        </w:tc>
+        <w:tc>
+          <w:tcPr>
+            <w:tcW w:type="dxa" w:w="1234"/>
+          </w:tcPr>
+          <w:p>
+            <w:r>
+              <w:t xml:space="preserve">¿Un fidget que no interrumpe la clase? 🤫🧩 La tabla sensorial Pushpeel </w:t>
+            </w:r>
+          </w:p>
+        </w:tc>
+        <w:tc>
+          <w:tcPr>
+            <w:tcW w:type="dxa" w:w="1234"/>
+          </w:tcPr>
+          <w:p>
+            <w:r>
+              <w:t xml:space="preserve">Flexible Sensory Fidget Sticks for Kids,6PCS Sensory Fidget </w:t>
+            </w:r>
+          </w:p>
+        </w:tc>
+        <w:tc>
+          <w:tcPr>
+            <w:tcW w:type="dxa" w:w="1234"/>
+          </w:tcPr>
+          <w:p>
+            <w:r>
+              <w:t>Tabla de Actividad Sensorial Pushpeel</w:t>
+            </w:r>
+          </w:p>
+        </w:tc>
+        <w:tc>
+          <w:tcPr>
+            <w:tcW w:type="dxa" w:w="1234"/>
+          </w:tcPr>
+          <w:p>
+            <w:r>
+              <w:t>pushpeel</w:t>
+            </w:r>
+          </w:p>
+        </w:tc>
+        <w:tc>
+          <w:tcPr>
+            <w:tcW w:type="dxa" w:w="1234"/>
+          </w:tcPr>
+          <w:p>
+            <w:r>
+              <w:t>CORREGIR</w:t>
             </w:r>
           </w:p>
         </w:tc>
@@ -473,61 +514,71 @@
       <w:tr>
         <w:tc>
           <w:tcPr>
-            <w:tcW w:type="dxa" w:w="1440"/>
-          </w:tcPr>
-          <w:p>
-            <w:r>
-              <w:t>6</w:t>
-            </w:r>
-          </w:p>
-        </w:tc>
-        <w:tc>
-          <w:tcPr>
-            <w:tcW w:type="dxa" w:w="1440"/>
-          </w:tcPr>
-          <w:p>
-            <w:r>
-              <w:t>2026-10-21</w:t>
-            </w:r>
-          </w:p>
-        </w:tc>
-        <w:tc>
-          <w:tcPr>
-            <w:tcW w:type="dxa" w:w="1440"/>
-          </w:tcPr>
-          <w:p>
-            <w:r>
-              <w:t>Videos de Club Animalitos</w:t>
-            </w:r>
-          </w:p>
-        </w:tc>
-        <w:tc>
-          <w:tcPr>
-            <w:tcW w:type="dxa" w:w="1440"/>
-          </w:tcPr>
-          <w:p>
-            <w:r>
-              <w:t>[Aliado] Club Animalitos – Canal</w:t>
-            </w:r>
-          </w:p>
-        </w:tc>
-        <w:tc>
-          <w:tcPr>
-            <w:tcW w:type="dxa" w:w="1440"/>
-          </w:tcPr>
-          <w:p>
-            <w:r>
-              <w:t>animalitos</w:t>
-            </w:r>
-          </w:p>
-        </w:tc>
-        <w:tc>
-          <w:tcPr>
-            <w:tcW w:type="dxa" w:w="1440"/>
-          </w:tcPr>
-          <w:p>
-            <w:r>
-              <w:t>OK</w:t>
+            <w:tcW w:type="dxa" w:w="1234"/>
+          </w:tcPr>
+          <w:p>
+            <w:r>
+              <w:t>1</w:t>
+            </w:r>
+          </w:p>
+        </w:tc>
+        <w:tc>
+          <w:tcPr>
+            <w:tcW w:type="dxa" w:w="1234"/>
+          </w:tcPr>
+          <w:p>
+            <w:r>
+              <w:t>2026-10-27</w:t>
+            </w:r>
+          </w:p>
+        </w:tc>
+        <w:tc>
+          <w:tcPr>
+            <w:tcW w:type="dxa" w:w="1234"/>
+          </w:tcPr>
+          <w:p>
+            <w:r>
+              <w:t>¡Potencia su aprendizaje matemático y paga solo al recibir en casa!  E</w:t>
+            </w:r>
+          </w:p>
+        </w:tc>
+        <w:tc>
+          <w:tcPr>
+            <w:tcW w:type="dxa" w:w="1234"/>
+          </w:tcPr>
+          <w:p>
+            <w:r>
+              <w:t>—</w:t>
+            </w:r>
+          </w:p>
+        </w:tc>
+        <w:tc>
+          <w:tcPr>
+            <w:tcW w:type="dxa" w:w="1234"/>
+          </w:tcPr>
+          <w:p>
+            <w:r>
+              <w:t>Tienda: Juego Didáctico en Madera Feliz Aprendizaje Matemático</w:t>
+            </w:r>
+          </w:p>
+        </w:tc>
+        <w:tc>
+          <w:tcPr>
+            <w:tcW w:type="dxa" w:w="1234"/>
+          </w:tcPr>
+          <w:p>
+            <w:r>
+              <w:t>feliz</w:t>
+            </w:r>
+          </w:p>
+        </w:tc>
+        <w:tc>
+          <w:tcPr>
+            <w:tcW w:type="dxa" w:w="1234"/>
+          </w:tcPr>
+          <w:p>
+            <w:r>
+              <w:t>EMPAREJAR</w:t>
             </w:r>
           </w:p>
         </w:tc>
@@ -535,61 +586,71 @@
       <w:tr>
         <w:tc>
           <w:tcPr>
-            <w:tcW w:type="dxa" w:w="1440"/>
-          </w:tcPr>
-          <w:p>
-            <w:r>
-              <w:t>7</w:t>
-            </w:r>
-          </w:p>
-        </w:tc>
-        <w:tc>
-          <w:tcPr>
-            <w:tcW w:type="dxa" w:w="1440"/>
-          </w:tcPr>
-          <w:p>
-            <w:r>
-              <w:t>2026-10-21</w:t>
-            </w:r>
-          </w:p>
-        </w:tc>
-        <w:tc>
-          <w:tcPr>
-            <w:tcW w:type="dxa" w:w="1440"/>
-          </w:tcPr>
-          <w:p>
-            <w:r>
-              <w:t>Cuarto navideño mágico</w:t>
-            </w:r>
-          </w:p>
-        </w:tc>
-        <w:tc>
-          <w:tcPr>
-            <w:tcW w:type="dxa" w:w="1440"/>
-          </w:tcPr>
-          <w:p>
-            <w:r>
-              <w:t>Tienda CO: «PROYECTOR PARA HALLOWEEN Y NAVIDAD»</w:t>
-            </w:r>
-          </w:p>
-        </w:tc>
-        <w:tc>
-          <w:tcPr>
-            <w:tcW w:type="dxa" w:w="1440"/>
-          </w:tcPr>
-          <w:p>
-            <w:r>
-              <w:t>proyector</w:t>
-            </w:r>
-          </w:p>
-        </w:tc>
-        <w:tc>
-          <w:tcPr>
-            <w:tcW w:type="dxa" w:w="1440"/>
-          </w:tcPr>
-          <w:p>
-            <w:r>
-              <w:t>Verificar</w:t>
+            <w:tcW w:type="dxa" w:w="1234"/>
+          </w:tcPr>
+          <w:p>
+            <w:r>
+              <w:t>3</w:t>
+            </w:r>
+          </w:p>
+        </w:tc>
+        <w:tc>
+          <w:tcPr>
+            <w:tcW w:type="dxa" w:w="1234"/>
+          </w:tcPr>
+          <w:p>
+            <w:r>
+              <w:t>2026-10-24</w:t>
+            </w:r>
+          </w:p>
+        </w:tc>
+        <w:tc>
+          <w:tcPr>
+            <w:tcW w:type="dxa" w:w="1234"/>
+          </w:tcPr>
+          <w:p>
+            <w:r>
+              <w:t>¿Buscas juegos sensoriales que estimulen el lenguaje y la motricidad f</w:t>
+            </w:r>
+          </w:p>
+        </w:tc>
+        <w:tc>
+          <w:tcPr>
+            <w:tcW w:type="dxa" w:w="1234"/>
+          </w:tcPr>
+          <w:p>
+            <w:r>
+              <w:t>—</w:t>
+            </w:r>
+          </w:p>
+        </w:tc>
+        <w:tc>
+          <w:tcPr>
+            <w:tcW w:type="dxa" w:w="1234"/>
+          </w:tcPr>
+          <w:p>
+            <w:r>
+              <w:t>hahaland – animales de granja sorpresa (el granero)</w:t>
+            </w:r>
+          </w:p>
+        </w:tc>
+        <w:tc>
+          <w:tcPr>
+            <w:tcW w:type="dxa" w:w="1234"/>
+          </w:tcPr>
+          <w:p>
+            <w:r>
+              <w:t>hahaland</w:t>
+            </w:r>
+          </w:p>
+        </w:tc>
+        <w:tc>
+          <w:tcPr>
+            <w:tcW w:type="dxa" w:w="1234"/>
+          </w:tcPr>
+          <w:p>
+            <w:r>
+              <w:t>EMPAREJAR</w:t>
             </w:r>
           </w:p>
         </w:tc>
@@ -597,61 +658,71 @@
       <w:tr>
         <w:tc>
           <w:tcPr>
-            <w:tcW w:type="dxa" w:w="1440"/>
-          </w:tcPr>
-          <w:p>
-            <w:r>
-              <w:t>8</w:t>
-            </w:r>
-          </w:p>
-        </w:tc>
-        <w:tc>
-          <w:tcPr>
-            <w:tcW w:type="dxa" w:w="1440"/>
-          </w:tcPr>
-          <w:p>
-            <w:r>
-              <w:t>2026-10-21</w:t>
-            </w:r>
-          </w:p>
-        </w:tc>
-        <w:tc>
-          <w:tcPr>
-            <w:tcW w:type="dxa" w:w="1440"/>
-          </w:tcPr>
-          <w:p>
-            <w:r>
-              <w:t>Crear tus propios juguetes en casa con un clic</w:t>
-            </w:r>
-          </w:p>
-        </w:tc>
-        <w:tc>
-          <w:tcPr>
-            <w:tcW w:type="dxa" w:w="1440"/>
-          </w:tcPr>
-          <w:p>
-            <w:r>
-              <w:t>No encontrado con seguridad (¿impresora 3D?). Si es la «MINI IMPRESORA RGB» de la tienda o la «cudinham Mini Sticker Printer», elígela</w:t>
-            </w:r>
-          </w:p>
-        </w:tc>
-        <w:tc>
-          <w:tcPr>
-            <w:tcW w:type="dxa" w:w="1440"/>
-          </w:tcPr>
-          <w:p>
-            <w:r>
-              <w:t>impresora</w:t>
-            </w:r>
-          </w:p>
-        </w:tc>
-        <w:tc>
-          <w:tcPr>
-            <w:tcW w:type="dxa" w:w="1440"/>
-          </w:tcPr>
-          <w:p>
-            <w:r>
-              <w:t>FALTA o verificar</w:t>
+            <w:tcW w:type="dxa" w:w="1234"/>
+          </w:tcPr>
+          <w:p>
+            <w:r>
+              <w:t>23</w:t>
+            </w:r>
+          </w:p>
+        </w:tc>
+        <w:tc>
+          <w:tcPr>
+            <w:tcW w:type="dxa" w:w="1234"/>
+          </w:tcPr>
+          <w:p>
+            <w:r>
+              <w:t>2026-10-10</w:t>
+            </w:r>
+          </w:p>
+        </w:tc>
+        <w:tc>
+          <w:tcPr>
+            <w:tcW w:type="dxa" w:w="1234"/>
+          </w:tcPr>
+          <w:p>
+            <w:r>
+              <w:t>Seis palitos de colores para tener siempre a mano 🌈  Texturas distinta</w:t>
+            </w:r>
+          </w:p>
+        </w:tc>
+        <w:tc>
+          <w:tcPr>
+            <w:tcW w:type="dxa" w:w="1234"/>
+          </w:tcPr>
+          <w:p>
+            <w:r>
+              <w:t>—</w:t>
+            </w:r>
+          </w:p>
+        </w:tc>
+        <w:tc>
+          <w:tcPr>
+            <w:tcW w:type="dxa" w:w="1234"/>
+          </w:tcPr>
+          <w:p>
+            <w:r>
+              <w:t>Flexible Sensory Fidget Sticks 6PCS</w:t>
+            </w:r>
+          </w:p>
+        </w:tc>
+        <w:tc>
+          <w:tcPr>
+            <w:tcW w:type="dxa" w:w="1234"/>
+          </w:tcPr>
+          <w:p>
+            <w:r>
+              <w:t>fidget</w:t>
+            </w:r>
+          </w:p>
+        </w:tc>
+        <w:tc>
+          <w:tcPr>
+            <w:tcW w:type="dxa" w:w="1234"/>
+          </w:tcPr>
+          <w:p>
+            <w:r>
+              <w:t>EMPAREJAR</w:t>
             </w:r>
           </w:p>
         </w:tc>
@@ -659,61 +730,71 @@
       <w:tr>
         <w:tc>
           <w:tcPr>
-            <w:tcW w:type="dxa" w:w="1440"/>
-          </w:tcPr>
-          <w:p>
-            <w:r>
-              <w:t>9</w:t>
-            </w:r>
-          </w:p>
-        </w:tc>
-        <w:tc>
-          <w:tcPr>
-            <w:tcW w:type="dxa" w:w="1440"/>
-          </w:tcPr>
-          <w:p>
-            <w:r>
-              <w:t>2026-10-17</w:t>
-            </w:r>
-          </w:p>
-        </w:tc>
-        <w:tc>
-          <w:tcPr>
-            <w:tcW w:type="dxa" w:w="1440"/>
-          </w:tcPr>
-          <w:p>
-            <w:r>
-              <w:t>Retos de Zorro (video)</w:t>
-            </w:r>
-          </w:p>
-        </w:tc>
-        <w:tc>
-          <w:tcPr>
-            <w:tcW w:type="dxa" w:w="1440"/>
-          </w:tcPr>
-          <w:p>
-            <w:r>
-              <w:t>[Aliado] Club Animalitos – Canal (o el Juego)</w:t>
-            </w:r>
-          </w:p>
-        </w:tc>
-        <w:tc>
-          <w:tcPr>
-            <w:tcW w:type="dxa" w:w="1440"/>
-          </w:tcPr>
-          <w:p>
-            <w:r>
-              <w:t>animalitos</w:t>
-            </w:r>
-          </w:p>
-        </w:tc>
-        <w:tc>
-          <w:tcPr>
-            <w:tcW w:type="dxa" w:w="1440"/>
-          </w:tcPr>
-          <w:p>
-            <w:r>
-              <w:t>OK</w:t>
+            <w:tcW w:type="dxa" w:w="1234"/>
+          </w:tcPr>
+          <w:p>
+            <w:r>
+              <w:t>33</w:t>
+            </w:r>
+          </w:p>
+        </w:tc>
+        <w:tc>
+          <w:tcPr>
+            <w:tcW w:type="dxa" w:w="1234"/>
+          </w:tcPr>
+          <w:p>
+            <w:r>
+              <w:t>2026-10-08</w:t>
+            </w:r>
+          </w:p>
+        </w:tc>
+        <w:tc>
+          <w:tcPr>
+            <w:tcW w:type="dxa" w:w="1234"/>
+          </w:tcPr>
+          <w:p>
+            <w:r>
+              <w:t xml:space="preserve">¿Buscas un juguete sensorial para el próximo viaje?  Te comparto este </w:t>
+            </w:r>
+          </w:p>
+        </w:tc>
+        <w:tc>
+          <w:tcPr>
+            <w:tcW w:type="dxa" w:w="1234"/>
+          </w:tcPr>
+          <w:p>
+            <w:r>
+              <w:t>—</w:t>
+            </w:r>
+          </w:p>
+        </w:tc>
+        <w:tc>
+          <w:tcPr>
+            <w:tcW w:type="dxa" w:w="1234"/>
+          </w:tcPr>
+          <w:p>
+            <w:r>
+              <w:t>SaFeli Busy Board (libro de fieltro azul)</w:t>
+            </w:r>
+          </w:p>
+        </w:tc>
+        <w:tc>
+          <w:tcPr>
+            <w:tcW w:type="dxa" w:w="1234"/>
+          </w:tcPr>
+          <w:p>
+            <w:r>
+              <w:t>safeli</w:t>
+            </w:r>
+          </w:p>
+        </w:tc>
+        <w:tc>
+          <w:tcPr>
+            <w:tcW w:type="dxa" w:w="1234"/>
+          </w:tcPr>
+          <w:p>
+            <w:r>
+              <w:t>EMPAREJAR</w:t>
             </w:r>
           </w:p>
         </w:tc>
@@ -721,61 +802,71 @@
       <w:tr>
         <w:tc>
           <w:tcPr>
-            <w:tcW w:type="dxa" w:w="1440"/>
-          </w:tcPr>
-          <w:p>
-            <w:r>
-              <w:t>10</w:t>
-            </w:r>
-          </w:p>
-        </w:tc>
-        <w:tc>
-          <w:tcPr>
-            <w:tcW w:type="dxa" w:w="1440"/>
-          </w:tcPr>
-          <w:p>
-            <w:r>
-              <w:t>2026-10-15</w:t>
-            </w:r>
-          </w:p>
-        </w:tc>
-        <w:tc>
-          <w:tcPr>
-            <w:tcW w:type="dxa" w:w="1440"/>
-          </w:tcPr>
-          <w:p>
-            <w:r>
-              <w:t>Cubo Montessori</w:t>
-            </w:r>
-          </w:p>
-        </w:tc>
-        <w:tc>
-          <w:tcPr>
-            <w:tcW w:type="dxa" w:w="1440"/>
-          </w:tcPr>
-          <w:p>
-            <w:r>
-              <w:t>BLCXTOYZ Montessori Toys… Shape Sorter Activity Cube</w:t>
-            </w:r>
-          </w:p>
-        </w:tc>
-        <w:tc>
-          <w:tcPr>
-            <w:tcW w:type="dxa" w:w="1440"/>
-          </w:tcPr>
-          <w:p>
-            <w:r>
-              <w:t>blcxtoyz / cube</w:t>
-            </w:r>
-          </w:p>
-        </w:tc>
-        <w:tc>
-          <w:tcPr>
-            <w:tcW w:type="dxa" w:w="1440"/>
-          </w:tcPr>
-          <w:p>
-            <w:r>
-              <w:t>OK</w:t>
+            <w:tcW w:type="dxa" w:w="1234"/>
+          </w:tcPr>
+          <w:p>
+            <w:r>
+              <w:t>45</w:t>
+            </w:r>
+          </w:p>
+        </w:tc>
+        <w:tc>
+          <w:tcPr>
+            <w:tcW w:type="dxa" w:w="1234"/>
+          </w:tcPr>
+          <w:p>
+            <w:r>
+              <w:t>2026-10-05</w:t>
+            </w:r>
+          </w:p>
+        </w:tc>
+        <w:tc>
+          <w:tcPr>
+            <w:tcW w:type="dxa" w:w="1234"/>
+          </w:tcPr>
+          <w:p>
+            <w:r>
+              <w:t xml:space="preserve">Los números cobran vida con estos personajes coleccionables 🔢  Conoce </w:t>
+            </w:r>
+          </w:p>
+        </w:tc>
+        <w:tc>
+          <w:tcPr>
+            <w:tcW w:type="dxa" w:w="1234"/>
+          </w:tcPr>
+          <w:p>
+            <w:r>
+              <w:t>—</w:t>
+            </w:r>
+          </w:p>
+        </w:tc>
+        <w:tc>
+          <w:tcPr>
+            <w:tcW w:type="dxa" w:w="1234"/>
+          </w:tcPr>
+          <w:p>
+            <w:r>
+              <w:t>«www.amazon.com» = Numberblocks (renombrarlo)</w:t>
+            </w:r>
+          </w:p>
+        </w:tc>
+        <w:tc>
+          <w:tcPr>
+            <w:tcW w:type="dxa" w:w="1234"/>
+          </w:tcPr>
+          <w:p>
+            <w:r>
+              <w:t>amazon.com</w:t>
+            </w:r>
+          </w:p>
+        </w:tc>
+        <w:tc>
+          <w:tcPr>
+            <w:tcW w:type="dxa" w:w="1234"/>
+          </w:tcPr>
+          <w:p>
+            <w:r>
+              <w:t>EMPAREJAR</w:t>
             </w:r>
           </w:p>
         </w:tc>
@@ -783,61 +874,71 @@
       <w:tr>
         <w:tc>
           <w:tcPr>
-            <w:tcW w:type="dxa" w:w="1440"/>
-          </w:tcPr>
-          <w:p>
-            <w:r>
-              <w:t>11</w:t>
-            </w:r>
-          </w:p>
-        </w:tc>
-        <w:tc>
-          <w:tcPr>
-            <w:tcW w:type="dxa" w:w="1440"/>
-          </w:tcPr>
-          <w:p>
-            <w:r>
-              <w:t>2026-10-15</w:t>
-            </w:r>
-          </w:p>
-        </w:tc>
-        <w:tc>
-          <w:tcPr>
-            <w:tcW w:type="dxa" w:w="1440"/>
-          </w:tcPr>
-          <w:p>
-            <w:r>
-              <w:t>Almohada Grinch</w:t>
-            </w:r>
-          </w:p>
-        </w:tc>
-        <w:tc>
-          <w:tcPr>
-            <w:tcW w:type="dxa" w:w="1440"/>
-          </w:tcPr>
-          <w:p>
-            <w:r>
-              <w:t>Almohada gigante de bola de masa de Navidad (hay 2 iguales)</w:t>
-            </w:r>
-          </w:p>
-        </w:tc>
-        <w:tc>
-          <w:tcPr>
-            <w:tcW w:type="dxa" w:w="1440"/>
-          </w:tcPr>
-          <w:p>
-            <w:r>
-              <w:t>almohada</w:t>
-            </w:r>
-          </w:p>
-        </w:tc>
-        <w:tc>
-          <w:tcPr>
-            <w:tcW w:type="dxa" w:w="1440"/>
-          </w:tcPr>
-          <w:p>
-            <w:r>
-              <w:t>OK (borrar el duplicado)</w:t>
+            <w:tcW w:type="dxa" w:w="1234"/>
+          </w:tcPr>
+          <w:p>
+            <w:r>
+              <w:t>46</w:t>
+            </w:r>
+          </w:p>
+        </w:tc>
+        <w:tc>
+          <w:tcPr>
+            <w:tcW w:type="dxa" w:w="1234"/>
+          </w:tcPr>
+          <w:p>
+            <w:r>
+              <w:t>2026-10-02</w:t>
+            </w:r>
+          </w:p>
+        </w:tc>
+        <w:tc>
+          <w:tcPr>
+            <w:tcW w:type="dxa" w:w="1234"/>
+          </w:tcPr>
+          <w:p>
+            <w:r>
+              <w:t>Adiós al "¡no toques eso!" 🙅‍♀️ Con este tablero sensorial tu peque en</w:t>
+            </w:r>
+          </w:p>
+        </w:tc>
+        <w:tc>
+          <w:tcPr>
+            <w:tcW w:type="dxa" w:w="1234"/>
+          </w:tcPr>
+          <w:p>
+            <w:r>
+              <w:t>—</w:t>
+            </w:r>
+          </w:p>
+        </w:tc>
+        <w:tc>
+          <w:tcPr>
+            <w:tcW w:type="dxa" w:w="1234"/>
+          </w:tcPr>
+          <w:p>
+            <w:r>
+              <w:t>Grarain – Tabla de actividades (busy board de madera con interruptores)</w:t>
+            </w:r>
+          </w:p>
+        </w:tc>
+        <w:tc>
+          <w:tcPr>
+            <w:tcW w:type="dxa" w:w="1234"/>
+          </w:tcPr>
+          <w:p>
+            <w:r>
+              <w:t>grarain</w:t>
+            </w:r>
+          </w:p>
+        </w:tc>
+        <w:tc>
+          <w:tcPr>
+            <w:tcW w:type="dxa" w:w="1234"/>
+          </w:tcPr>
+          <w:p>
+            <w:r>
+              <w:t>EMPAREJAR</w:t>
             </w:r>
           </w:p>
         </w:tc>
@@ -845,57 +946,67 @@
       <w:tr>
         <w:tc>
           <w:tcPr>
-            <w:tcW w:type="dxa" w:w="1440"/>
-          </w:tcPr>
-          <w:p>
-            <w:r>
-              <w:t>12</w:t>
-            </w:r>
-          </w:p>
-        </w:tc>
-        <w:tc>
-          <w:tcPr>
-            <w:tcW w:type="dxa" w:w="1440"/>
-          </w:tcPr>
-          <w:p>
-            <w:r>
-              <w:t>2026-10-15</w:t>
-            </w:r>
-          </w:p>
-        </w:tc>
-        <w:tc>
-          <w:tcPr>
-            <w:tcW w:type="dxa" w:w="1440"/>
-          </w:tcPr>
-          <w:p>
-            <w:r>
-              <w:t>Mantequilla crujiente sensorial</w:t>
-            </w:r>
-          </w:p>
-        </w:tc>
-        <w:tc>
-          <w:tcPr>
-            <w:tcW w:type="dxa" w:w="1440"/>
-          </w:tcPr>
-          <w:p>
-            <w:r>
-              <w:t>Juguete sensorial para ansiedad crujiente con textura ASMR</w:t>
-            </w:r>
-          </w:p>
-        </w:tc>
-        <w:tc>
-          <w:tcPr>
-            <w:tcW w:type="dxa" w:w="1440"/>
-          </w:tcPr>
-          <w:p>
-            <w:r>
-              <w:t>crujiente</w:t>
-            </w:r>
-          </w:p>
-        </w:tc>
-        <w:tc>
-          <w:tcPr>
-            <w:tcW w:type="dxa" w:w="1440"/>
+            <w:tcW w:type="dxa" w:w="1234"/>
+          </w:tcPr>
+          <w:p>
+            <w:r>
+              <w:t>2</w:t>
+            </w:r>
+          </w:p>
+        </w:tc>
+        <w:tc>
+          <w:tcPr>
+            <w:tcW w:type="dxa" w:w="1234"/>
+          </w:tcPr>
+          <w:p>
+            <w:r>
+              <w:t>2026-10-26</w:t>
+            </w:r>
+          </w:p>
+        </w:tc>
+        <w:tc>
+          <w:tcPr>
+            <w:tcW w:type="dxa" w:w="1234"/>
+          </w:tcPr>
+          <w:p>
+            <w:r>
+              <w:t>¿Tu peque resuelve retos, adivinanzas, y le gustan las aventuras?  Pon</w:t>
+            </w:r>
+          </w:p>
+        </w:tc>
+        <w:tc>
+          <w:tcPr>
+            <w:tcW w:type="dxa" w:w="1234"/>
+          </w:tcPr>
+          <w:p>
+            <w:r>
+              <w:t>Club Animalitos – Juego</w:t>
+            </w:r>
+          </w:p>
+        </w:tc>
+        <w:tc>
+          <w:tcPr>
+            <w:tcW w:type="dxa" w:w="1234"/>
+          </w:tcPr>
+          <w:p>
+            <w:r>
+              <w:t>[Aliado] Club Animalitos – Juego</w:t>
+            </w:r>
+          </w:p>
+        </w:tc>
+        <w:tc>
+          <w:tcPr>
+            <w:tcW w:type="dxa" w:w="1234"/>
+          </w:tcPr>
+          <w:p>
+            <w:r>
+              <w:t>animalitos</w:t>
+            </w:r>
+          </w:p>
+        </w:tc>
+        <w:tc>
+          <w:tcPr>
+            <w:tcW w:type="dxa" w:w="1234"/>
           </w:tcPr>
           <w:p>
             <w:r>
@@ -907,57 +1018,67 @@
       <w:tr>
         <w:tc>
           <w:tcPr>
-            <w:tcW w:type="dxa" w:w="1440"/>
-          </w:tcPr>
-          <w:p>
-            <w:r>
-              <w:t>13</w:t>
-            </w:r>
-          </w:p>
-        </w:tc>
-        <w:tc>
-          <w:tcPr>
-            <w:tcW w:type="dxa" w:w="1440"/>
-          </w:tcPr>
-          <w:p>
-            <w:r>
-              <w:t>2026-10-15</w:t>
-            </w:r>
-          </w:p>
-        </w:tc>
-        <w:tc>
-          <w:tcPr>
-            <w:tcW w:type="dxa" w:w="1440"/>
-          </w:tcPr>
-          <w:p>
-            <w:r>
-              <w:t>Set de construcción navideño</w:t>
-            </w:r>
-          </w:p>
-        </w:tc>
-        <w:tc>
-          <w:tcPr>
-            <w:tcW w:type="dxa" w:w="1440"/>
-          </w:tcPr>
-          <w:p>
-            <w:r>
-              <w:t>LEGO Adornos de muñeco de nieve 40812</w:t>
-            </w:r>
-          </w:p>
-        </w:tc>
-        <w:tc>
-          <w:tcPr>
-            <w:tcW w:type="dxa" w:w="1440"/>
-          </w:tcPr>
-          <w:p>
-            <w:r>
-              <w:t>lego</w:t>
-            </w:r>
-          </w:p>
-        </w:tc>
-        <w:tc>
-          <w:tcPr>
-            <w:tcW w:type="dxa" w:w="1440"/>
+            <w:tcW w:type="dxa" w:w="1234"/>
+          </w:tcPr>
+          <w:p>
+            <w:r>
+              <w:t>5</w:t>
+            </w:r>
+          </w:p>
+        </w:tc>
+        <w:tc>
+          <w:tcPr>
+            <w:tcW w:type="dxa" w:w="1234"/>
+          </w:tcPr>
+          <w:p>
+            <w:r>
+              <w:t>2026-10-24</w:t>
+            </w:r>
+          </w:p>
+        </w:tc>
+        <w:tc>
+          <w:tcPr>
+            <w:tcW w:type="dxa" w:w="1234"/>
+          </w:tcPr>
+          <w:p>
+            <w:r>
+              <w:t>Revisa los videos educativos de nuestro canal aliado: clubanimalitos e</w:t>
+            </w:r>
+          </w:p>
+        </w:tc>
+        <w:tc>
+          <w:tcPr>
+            <w:tcW w:type="dxa" w:w="1234"/>
+          </w:tcPr>
+          <w:p>
+            <w:r>
+              <w:t>Club Animalitos – Canal de videos infantiles</w:t>
+            </w:r>
+          </w:p>
+        </w:tc>
+        <w:tc>
+          <w:tcPr>
+            <w:tcW w:type="dxa" w:w="1234"/>
+          </w:tcPr>
+          <w:p>
+            <w:r>
+              <w:t>[Aliado] Club Animalitos – Canal</w:t>
+            </w:r>
+          </w:p>
+        </w:tc>
+        <w:tc>
+          <w:tcPr>
+            <w:tcW w:type="dxa" w:w="1234"/>
+          </w:tcPr>
+          <w:p>
+            <w:r>
+              <w:t>animalitos</w:t>
+            </w:r>
+          </w:p>
+        </w:tc>
+        <w:tc>
+          <w:tcPr>
+            <w:tcW w:type="dxa" w:w="1234"/>
           </w:tcPr>
           <w:p>
             <w:r>
@@ -969,57 +1090,67 @@
       <w:tr>
         <w:tc>
           <w:tcPr>
-            <w:tcW w:type="dxa" w:w="1440"/>
-          </w:tcPr>
-          <w:p>
-            <w:r>
-              <w:t>14</w:t>
-            </w:r>
-          </w:p>
-        </w:tc>
-        <w:tc>
-          <w:tcPr>
-            <w:tcW w:type="dxa" w:w="1440"/>
-          </w:tcPr>
-          <w:p>
-            <w:r>
-              <w:t>2026-10-13</w:t>
-            </w:r>
-          </w:p>
-        </w:tc>
-        <w:tc>
-          <w:tcPr>
-            <w:tcW w:type="dxa" w:w="1440"/>
-          </w:tcPr>
-          <w:p>
-            <w:r>
-              <w:t>Marcadores que no manchan</w:t>
-            </w:r>
-          </w:p>
-        </w:tc>
-        <w:tc>
-          <w:tcPr>
-            <w:tcW w:type="dxa" w:w="1440"/>
-          </w:tcPr>
-          <w:p>
-            <w:r>
-              <w:t>Crayola Color Wonder</w:t>
-            </w:r>
-          </w:p>
-        </w:tc>
-        <w:tc>
-          <w:tcPr>
-            <w:tcW w:type="dxa" w:w="1440"/>
-          </w:tcPr>
-          <w:p>
-            <w:r>
-              <w:t>crayola</w:t>
-            </w:r>
-          </w:p>
-        </w:tc>
-        <w:tc>
-          <w:tcPr>
-            <w:tcW w:type="dxa" w:w="1440"/>
+            <w:tcW w:type="dxa" w:w="1234"/>
+          </w:tcPr>
+          <w:p>
+            <w:r>
+              <w:t>7</w:t>
+            </w:r>
+          </w:p>
+        </w:tc>
+        <w:tc>
+          <w:tcPr>
+            <w:tcW w:type="dxa" w:w="1234"/>
+          </w:tcPr>
+          <w:p>
+            <w:r>
+              <w:t>2026-10-21</w:t>
+            </w:r>
+          </w:p>
+        </w:tc>
+        <w:tc>
+          <w:tcPr>
+            <w:tcW w:type="dxa" w:w="1234"/>
+          </w:tcPr>
+          <w:p>
+            <w:r>
+              <w:t>¿Quieres transformar el cuarto de tus hijos en un paraíso navideño mág</w:t>
+            </w:r>
+          </w:p>
+        </w:tc>
+        <w:tc>
+          <w:tcPr>
+            <w:tcW w:type="dxa" w:w="1234"/>
+          </w:tcPr>
+          <w:p>
+            <w:r>
+              <w:t>PROYECTOR PARA HALLOWEEN Y NAVIDAD</w:t>
+            </w:r>
+          </w:p>
+        </w:tc>
+        <w:tc>
+          <w:tcPr>
+            <w:tcW w:type="dxa" w:w="1234"/>
+          </w:tcPr>
+          <w:p>
+            <w:r>
+              <w:t>Tienda: PROYECTOR PARA HALLOWEEN Y NAVIDAD</w:t>
+            </w:r>
+          </w:p>
+        </w:tc>
+        <w:tc>
+          <w:tcPr>
+            <w:tcW w:type="dxa" w:w="1234"/>
+          </w:tcPr>
+          <w:p>
+            <w:r>
+              <w:t>proyector</w:t>
+            </w:r>
+          </w:p>
+        </w:tc>
+        <w:tc>
+          <w:tcPr>
+            <w:tcW w:type="dxa" w:w="1234"/>
           </w:tcPr>
           <w:p>
             <w:r>
@@ -1031,57 +1162,67 @@
       <w:tr>
         <w:tc>
           <w:tcPr>
-            <w:tcW w:type="dxa" w:w="1440"/>
-          </w:tcPr>
-          <w:p>
-            <w:r>
-              <w:t>15</w:t>
-            </w:r>
-          </w:p>
-        </w:tc>
-        <w:tc>
-          <w:tcPr>
-            <w:tcW w:type="dxa" w:w="1440"/>
-          </w:tcPr>
-          <w:p>
-            <w:r>
-              <w:t>2026-10-12</w:t>
-            </w:r>
-          </w:p>
-        </w:tc>
-        <w:tc>
-          <w:tcPr>
-            <w:tcW w:type="dxa" w:w="1440"/>
-          </w:tcPr>
-          <w:p>
-            <w:r>
-              <w:t>Delfín interactivo</w:t>
-            </w:r>
-          </w:p>
-        </w:tc>
-        <w:tc>
-          <w:tcPr>
-            <w:tcW w:type="dxa" w:w="1440"/>
-          </w:tcPr>
-          <w:p>
-            <w:r>
-              <w:t>Tienda CO: Delfín Soplador a Pilas</w:t>
-            </w:r>
-          </w:p>
-        </w:tc>
-        <w:tc>
-          <w:tcPr>
-            <w:tcW w:type="dxa" w:w="1440"/>
-          </w:tcPr>
-          <w:p>
-            <w:r>
-              <w:t>delfin</w:t>
-            </w:r>
-          </w:p>
-        </w:tc>
-        <w:tc>
-          <w:tcPr>
-            <w:tcW w:type="dxa" w:w="1440"/>
+            <w:tcW w:type="dxa" w:w="1234"/>
+          </w:tcPr>
+          <w:p>
+            <w:r>
+              <w:t>9</w:t>
+            </w:r>
+          </w:p>
+        </w:tc>
+        <w:tc>
+          <w:tcPr>
+            <w:tcW w:type="dxa" w:w="1234"/>
+          </w:tcPr>
+          <w:p>
+            <w:r>
+              <w:t>2026-10-17</w:t>
+            </w:r>
+          </w:p>
+        </w:tc>
+        <w:tc>
+          <w:tcPr>
+            <w:tcW w:type="dxa" w:w="1234"/>
+          </w:tcPr>
+          <w:p>
+            <w:r>
+              <w:t>🦊 ¿Tu peque resuelve los 5 retos de Zorro antes de que se acabe el rel</w:t>
+            </w:r>
+          </w:p>
+        </w:tc>
+        <w:tc>
+          <w:tcPr>
+            <w:tcW w:type="dxa" w:w="1234"/>
+          </w:tcPr>
+          <w:p>
+            <w:r>
+              <w:t>Club Animalitos – Juego</w:t>
+            </w:r>
+          </w:p>
+        </w:tc>
+        <w:tc>
+          <w:tcPr>
+            <w:tcW w:type="dxa" w:w="1234"/>
+          </w:tcPr>
+          <w:p>
+            <w:r>
+              <w:t>[Aliado] Club Animalitos – Juego</w:t>
+            </w:r>
+          </w:p>
+        </w:tc>
+        <w:tc>
+          <w:tcPr>
+            <w:tcW w:type="dxa" w:w="1234"/>
+          </w:tcPr>
+          <w:p>
+            <w:r>
+              <w:t>animalitos</w:t>
+            </w:r>
+          </w:p>
+        </w:tc>
+        <w:tc>
+          <w:tcPr>
+            <w:tcW w:type="dxa" w:w="1234"/>
           </w:tcPr>
           <w:p>
             <w:r>
@@ -1093,57 +1234,67 @@
       <w:tr>
         <w:tc>
           <w:tcPr>
-            <w:tcW w:type="dxa" w:w="1440"/>
-          </w:tcPr>
-          <w:p>
-            <w:r>
-              <w:t>16</w:t>
-            </w:r>
-          </w:p>
-        </w:tc>
-        <w:tc>
-          <w:tcPr>
-            <w:tcW w:type="dxa" w:w="1440"/>
-          </w:tcPr>
-          <w:p>
-            <w:r>
-              <w:t>2026-10-12</w:t>
-            </w:r>
-          </w:p>
-        </w:tc>
-        <w:tc>
-          <w:tcPr>
-            <w:tcW w:type="dxa" w:w="1440"/>
-          </w:tcPr>
-          <w:p>
-            <w:r>
-              <w:t>Ducha portátil de succión</w:t>
-            </w:r>
-          </w:p>
-        </w:tc>
-        <w:tc>
-          <w:tcPr>
-            <w:tcW w:type="dxa" w:w="1440"/>
-          </w:tcPr>
-          <w:p>
-            <w:r>
-              <w:t>Tienda CO: Ducha Portátil Infantil para Bebé</w:t>
-            </w:r>
-          </w:p>
-        </w:tc>
-        <w:tc>
-          <w:tcPr>
-            <w:tcW w:type="dxa" w:w="1440"/>
-          </w:tcPr>
-          <w:p>
-            <w:r>
-              <w:t>ducha</w:t>
-            </w:r>
-          </w:p>
-        </w:tc>
-        <w:tc>
-          <w:tcPr>
-            <w:tcW w:type="dxa" w:w="1440"/>
+            <w:tcW w:type="dxa" w:w="1234"/>
+          </w:tcPr>
+          <w:p>
+            <w:r>
+              <w:t>10</w:t>
+            </w:r>
+          </w:p>
+        </w:tc>
+        <w:tc>
+          <w:tcPr>
+            <w:tcW w:type="dxa" w:w="1234"/>
+          </w:tcPr>
+          <w:p>
+            <w:r>
+              <w:t>2026-10-15</w:t>
+            </w:r>
+          </w:p>
+        </w:tc>
+        <w:tc>
+          <w:tcPr>
+            <w:tcW w:type="dxa" w:w="1234"/>
+          </w:tcPr>
+          <w:p>
+            <w:r>
+              <w:t xml:space="preserve">¿Buscas un juguete que mantenga sus manos ocupadas y mentes activas?  </w:t>
+            </w:r>
+          </w:p>
+        </w:tc>
+        <w:tc>
+          <w:tcPr>
+            <w:tcW w:type="dxa" w:w="1234"/>
+          </w:tcPr>
+          <w:p>
+            <w:r>
+              <w:t xml:space="preserve">BLCXTOYZ Montessori Toys for 1 Year Old - 6 Pc Shape Sorter </w:t>
+            </w:r>
+          </w:p>
+        </w:tc>
+        <w:tc>
+          <w:tcPr>
+            <w:tcW w:type="dxa" w:w="1234"/>
+          </w:tcPr>
+          <w:p>
+            <w:r>
+              <w:t>BLCXTOYZ … Shape Sorter (cubo)</w:t>
+            </w:r>
+          </w:p>
+        </w:tc>
+        <w:tc>
+          <w:tcPr>
+            <w:tcW w:type="dxa" w:w="1234"/>
+          </w:tcPr>
+          <w:p>
+            <w:r>
+              <w:t>blcxtoyz</w:t>
+            </w:r>
+          </w:p>
+        </w:tc>
+        <w:tc>
+          <w:tcPr>
+            <w:tcW w:type="dxa" w:w="1234"/>
           </w:tcPr>
           <w:p>
             <w:r>
@@ -1155,57 +1306,67 @@
       <w:tr>
         <w:tc>
           <w:tcPr>
-            <w:tcW w:type="dxa" w:w="1440"/>
-          </w:tcPr>
-          <w:p>
-            <w:r>
-              <w:t>17</w:t>
-            </w:r>
-          </w:p>
-        </w:tc>
-        <w:tc>
-          <w:tcPr>
-            <w:tcW w:type="dxa" w:w="1440"/>
-          </w:tcPr>
-          <w:p>
-            <w:r>
-              <w:t>2026-10-12</w:t>
-            </w:r>
-          </w:p>
-        </w:tc>
-        <w:tc>
-          <w:tcPr>
-            <w:tcW w:type="dxa" w:w="1440"/>
-          </w:tcPr>
-          <w:p>
-            <w:r>
-              <w:t>Lapicero 3D</w:t>
-            </w:r>
-          </w:p>
-        </w:tc>
-        <w:tc>
-          <w:tcPr>
-            <w:tcW w:type="dxa" w:w="1440"/>
-          </w:tcPr>
-          <w:p>
-            <w:r>
-              <w:t>Tienda CO: Lapicero Impresora Didáctica 3D</w:t>
-            </w:r>
-          </w:p>
-        </w:tc>
-        <w:tc>
-          <w:tcPr>
-            <w:tcW w:type="dxa" w:w="1440"/>
-          </w:tcPr>
-          <w:p>
-            <w:r>
-              <w:t>lapicero</w:t>
-            </w:r>
-          </w:p>
-        </w:tc>
-        <w:tc>
-          <w:tcPr>
-            <w:tcW w:type="dxa" w:w="1440"/>
+            <w:tcW w:type="dxa" w:w="1234"/>
+          </w:tcPr>
+          <w:p>
+            <w:r>
+              <w:t>11</w:t>
+            </w:r>
+          </w:p>
+        </w:tc>
+        <w:tc>
+          <w:tcPr>
+            <w:tcW w:type="dxa" w:w="1234"/>
+          </w:tcPr>
+          <w:p>
+            <w:r>
+              <w:t>2026-10-15</w:t>
+            </w:r>
+          </w:p>
+        </w:tc>
+        <w:tc>
+          <w:tcPr>
+            <w:tcW w:type="dxa" w:w="1234"/>
+          </w:tcPr>
+          <w:p>
+            <w:r>
+              <w:t>¿Buscas un compañero sensorial suave y relajante para tu hogar?  Descu</w:t>
+            </w:r>
+          </w:p>
+        </w:tc>
+        <w:tc>
+          <w:tcPr>
+            <w:tcW w:type="dxa" w:w="1234"/>
+          </w:tcPr>
+          <w:p>
+            <w:r>
+              <w:t>Almohada gigante de bola de masa de Navidad linda felpa lent</w:t>
+            </w:r>
+          </w:p>
+        </w:tc>
+        <w:tc>
+          <w:tcPr>
+            <w:tcW w:type="dxa" w:w="1234"/>
+          </w:tcPr>
+          <w:p>
+            <w:r>
+              <w:t>Almohada gigante de bola de masa de Navidad (Grinch)</w:t>
+            </w:r>
+          </w:p>
+        </w:tc>
+        <w:tc>
+          <w:tcPr>
+            <w:tcW w:type="dxa" w:w="1234"/>
+          </w:tcPr>
+          <w:p>
+            <w:r>
+              <w:t>almohada</w:t>
+            </w:r>
+          </w:p>
+        </w:tc>
+        <w:tc>
+          <w:tcPr>
+            <w:tcW w:type="dxa" w:w="1234"/>
           </w:tcPr>
           <w:p>
             <w:r>
@@ -1217,57 +1378,67 @@
       <w:tr>
         <w:tc>
           <w:tcPr>
-            <w:tcW w:type="dxa" w:w="1440"/>
-          </w:tcPr>
-          <w:p>
-            <w:r>
-              <w:t>18</w:t>
-            </w:r>
-          </w:p>
-        </w:tc>
-        <w:tc>
-          <w:tcPr>
-            <w:tcW w:type="dxa" w:w="1440"/>
-          </w:tcPr>
-          <w:p>
-            <w:r>
-              <w:t>2026-10-12</w:t>
-            </w:r>
-          </w:p>
-        </w:tc>
-        <w:tc>
-          <w:tcPr>
-            <w:tcW w:type="dxa" w:w="1440"/>
-          </w:tcPr>
-          <w:p>
-            <w:r>
-              <w:t>Organeta 32 teclas</w:t>
-            </w:r>
-          </w:p>
-        </w:tc>
-        <w:tc>
-          <w:tcPr>
-            <w:tcW w:type="dxa" w:w="1440"/>
-          </w:tcPr>
-          <w:p>
-            <w:r>
-              <w:t>Tienda CO: Organeta Infantil 32 Teclas</w:t>
-            </w:r>
-          </w:p>
-        </w:tc>
-        <w:tc>
-          <w:tcPr>
-            <w:tcW w:type="dxa" w:w="1440"/>
-          </w:tcPr>
-          <w:p>
-            <w:r>
-              <w:t>organeta</w:t>
-            </w:r>
-          </w:p>
-        </w:tc>
-        <w:tc>
-          <w:tcPr>
-            <w:tcW w:type="dxa" w:w="1440"/>
+            <w:tcW w:type="dxa" w:w="1234"/>
+          </w:tcPr>
+          <w:p>
+            <w:r>
+              <w:t>12</w:t>
+            </w:r>
+          </w:p>
+        </w:tc>
+        <w:tc>
+          <w:tcPr>
+            <w:tcW w:type="dxa" w:w="1234"/>
+          </w:tcPr>
+          <w:p>
+            <w:r>
+              <w:t>2026-10-15</w:t>
+            </w:r>
+          </w:p>
+        </w:tc>
+        <w:tc>
+          <w:tcPr>
+            <w:tcW w:type="dxa" w:w="1234"/>
+          </w:tcPr>
+          <w:p>
+            <w:r>
+              <w:t>¿Buscas una experiencia sensorial diferente? ¡Descubre esta mantequill</w:t>
+            </w:r>
+          </w:p>
+        </w:tc>
+        <w:tc>
+          <w:tcPr>
+            <w:tcW w:type="dxa" w:w="1234"/>
+          </w:tcPr>
+          <w:p>
+            <w:r>
+              <w:t>Juguete sensorial para ansiedad crujiente con textura ASMR c</w:t>
+            </w:r>
+          </w:p>
+        </w:tc>
+        <w:tc>
+          <w:tcPr>
+            <w:tcW w:type="dxa" w:w="1234"/>
+          </w:tcPr>
+          <w:p>
+            <w:r>
+              <w:t>Juguete sensorial crujiente (mantequilla)</w:t>
+            </w:r>
+          </w:p>
+        </w:tc>
+        <w:tc>
+          <w:tcPr>
+            <w:tcW w:type="dxa" w:w="1234"/>
+          </w:tcPr>
+          <w:p>
+            <w:r>
+              <w:t>crujiente</w:t>
+            </w:r>
+          </w:p>
+        </w:tc>
+        <w:tc>
+          <w:tcPr>
+            <w:tcW w:type="dxa" w:w="1234"/>
           </w:tcPr>
           <w:p>
             <w:r>
@@ -1279,57 +1450,67 @@
       <w:tr>
         <w:tc>
           <w:tcPr>
-            <w:tcW w:type="dxa" w:w="1440"/>
-          </w:tcPr>
-          <w:p>
-            <w:r>
-              <w:t>19</w:t>
-            </w:r>
-          </w:p>
-        </w:tc>
-        <w:tc>
-          <w:tcPr>
-            <w:tcW w:type="dxa" w:w="1440"/>
-          </w:tcPr>
-          <w:p>
-            <w:r>
-              <w:t>2026-10-12</w:t>
-            </w:r>
-          </w:p>
-        </w:tc>
-        <w:tc>
-          <w:tcPr>
-            <w:tcW w:type="dxa" w:w="1440"/>
-          </w:tcPr>
-          <w:p>
-            <w:r>
-              <w:t>Mesa que proyecta figuras para calcar</w:t>
-            </w:r>
-          </w:p>
-        </w:tc>
-        <w:tc>
-          <w:tcPr>
-            <w:tcW w:type="dxa" w:w="1440"/>
-          </w:tcPr>
-          <w:p>
-            <w:r>
-              <w:t>Tienda CO: Mesa Educativa con Proyector Didáctico</w:t>
-            </w:r>
-          </w:p>
-        </w:tc>
-        <w:tc>
-          <w:tcPr>
-            <w:tcW w:type="dxa" w:w="1440"/>
-          </w:tcPr>
-          <w:p>
-            <w:r>
-              <w:t>proyector</w:t>
-            </w:r>
-          </w:p>
-        </w:tc>
-        <w:tc>
-          <w:tcPr>
-            <w:tcW w:type="dxa" w:w="1440"/>
+            <w:tcW w:type="dxa" w:w="1234"/>
+          </w:tcPr>
+          <w:p>
+            <w:r>
+              <w:t>13</w:t>
+            </w:r>
+          </w:p>
+        </w:tc>
+        <w:tc>
+          <w:tcPr>
+            <w:tcW w:type="dxa" w:w="1234"/>
+          </w:tcPr>
+          <w:p>
+            <w:r>
+              <w:t>2026-10-15</w:t>
+            </w:r>
+          </w:p>
+        </w:tc>
+        <w:tc>
+          <w:tcPr>
+            <w:tcW w:type="dxa" w:w="1234"/>
+          </w:tcPr>
+          <w:p>
+            <w:r>
+              <w:t>¿Buscas una actividad navideña que fomente la calma y la concentración</w:t>
+            </w:r>
+          </w:p>
+        </w:tc>
+        <w:tc>
+          <w:tcPr>
+            <w:tcW w:type="dxa" w:w="1234"/>
+          </w:tcPr>
+          <w:p>
+            <w:r>
+              <w:t>LEGO Adornos de muñeco de nieve 40812 | Manualidades de Navi</w:t>
+            </w:r>
+          </w:p>
+        </w:tc>
+        <w:tc>
+          <w:tcPr>
+            <w:tcW w:type="dxa" w:w="1234"/>
+          </w:tcPr>
+          <w:p>
+            <w:r>
+              <w:t>LEGO Adornos de muñeco de nieve</w:t>
+            </w:r>
+          </w:p>
+        </w:tc>
+        <w:tc>
+          <w:tcPr>
+            <w:tcW w:type="dxa" w:w="1234"/>
+          </w:tcPr>
+          <w:p>
+            <w:r>
+              <w:t>lego</w:t>
+            </w:r>
+          </w:p>
+        </w:tc>
+        <w:tc>
+          <w:tcPr>
+            <w:tcW w:type="dxa" w:w="1234"/>
           </w:tcPr>
           <w:p>
             <w:r>
@@ -1341,57 +1522,67 @@
       <w:tr>
         <w:tc>
           <w:tcPr>
-            <w:tcW w:type="dxa" w:w="1440"/>
-          </w:tcPr>
-          <w:p>
-            <w:r>
-              <w:t>20</w:t>
-            </w:r>
-          </w:p>
-        </w:tc>
-        <w:tc>
-          <w:tcPr>
-            <w:tcW w:type="dxa" w:w="1440"/>
-          </w:tcPr>
-          <w:p>
-            <w:r>
-              <w:t>2026-10-11</w:t>
-            </w:r>
-          </w:p>
-        </w:tc>
-        <w:tc>
-          <w:tcPr>
-            <w:tcW w:type="dxa" w:w="1440"/>
-          </w:tcPr>
-          <w:p>
-            <w:r>
-              <w:t>Alfombra de baile con luces</w:t>
-            </w:r>
-          </w:p>
-        </w:tc>
-        <w:tc>
-          <w:tcPr>
-            <w:tcW w:type="dxa" w:w="1440"/>
-          </w:tcPr>
-          <w:p>
-            <w:r>
-              <w:t>Dance Mat Toys with Bluetooth</w:t>
-            </w:r>
-          </w:p>
-        </w:tc>
-        <w:tc>
-          <w:tcPr>
-            <w:tcW w:type="dxa" w:w="1440"/>
-          </w:tcPr>
-          <w:p>
-            <w:r>
-              <w:t>dance</w:t>
-            </w:r>
-          </w:p>
-        </w:tc>
-        <w:tc>
-          <w:tcPr>
-            <w:tcW w:type="dxa" w:w="1440"/>
+            <w:tcW w:type="dxa" w:w="1234"/>
+          </w:tcPr>
+          <w:p>
+            <w:r>
+              <w:t>14</w:t>
+            </w:r>
+          </w:p>
+        </w:tc>
+        <w:tc>
+          <w:tcPr>
+            <w:tcW w:type="dxa" w:w="1234"/>
+          </w:tcPr>
+          <w:p>
+            <w:r>
+              <w:t>2026-10-13</w:t>
+            </w:r>
+          </w:p>
+        </w:tc>
+        <w:tc>
+          <w:tcPr>
+            <w:tcW w:type="dxa" w:w="1234"/>
+          </w:tcPr>
+          <w:p>
+            <w:r>
+              <w:t>¿Cansada de limpiar manchas de marcador en la ropa y paredes?  Descubr</w:t>
+            </w:r>
+          </w:p>
+        </w:tc>
+        <w:tc>
+          <w:tcPr>
+            <w:tcW w:type="dxa" w:w="1234"/>
+          </w:tcPr>
+          <w:p>
+            <w:r>
+              <w:t>Crayola Color Wonder - Juego de recambio de marcadores (20 u</w:t>
+            </w:r>
+          </w:p>
+        </w:tc>
+        <w:tc>
+          <w:tcPr>
+            <w:tcW w:type="dxa" w:w="1234"/>
+          </w:tcPr>
+          <w:p>
+            <w:r>
+              <w:t>Crayola Color Wonder</w:t>
+            </w:r>
+          </w:p>
+        </w:tc>
+        <w:tc>
+          <w:tcPr>
+            <w:tcW w:type="dxa" w:w="1234"/>
+          </w:tcPr>
+          <w:p>
+            <w:r>
+              <w:t>crayola</w:t>
+            </w:r>
+          </w:p>
+        </w:tc>
+        <w:tc>
+          <w:tcPr>
+            <w:tcW w:type="dxa" w:w="1234"/>
           </w:tcPr>
           <w:p>
             <w:r>
@@ -1403,57 +1594,67 @@
       <w:tr>
         <w:tc>
           <w:tcPr>
-            <w:tcW w:type="dxa" w:w="1440"/>
-          </w:tcPr>
-          <w:p>
-            <w:r>
-              <w:t>21</w:t>
-            </w:r>
-          </w:p>
-        </w:tc>
-        <w:tc>
-          <w:tcPr>
-            <w:tcW w:type="dxa" w:w="1440"/>
-          </w:tcPr>
-          <w:p>
-            <w:r>
-              <w:t>2026-10-10</w:t>
-            </w:r>
-          </w:p>
-        </w:tc>
-        <w:tc>
-          <w:tcPr>
-            <w:tcW w:type="dxa" w:w="1440"/>
-          </w:tcPr>
-          <w:p>
-            <w:r>
-              <w:t>Mordedor en forma de pelota</w:t>
-            </w:r>
-          </w:p>
-        </w:tc>
-        <w:tc>
-          <w:tcPr>
-            <w:tcW w:type="dxa" w:w="1440"/>
-          </w:tcPr>
-          <w:p>
-            <w:r>
-              <w:t>Juguetes Sensoriales Montessori para Bebés… Mordedor</w:t>
-            </w:r>
-          </w:p>
-        </w:tc>
-        <w:tc>
-          <w:tcPr>
-            <w:tcW w:type="dxa" w:w="1440"/>
-          </w:tcPr>
-          <w:p>
-            <w:r>
-              <w:t>mordedor</w:t>
-            </w:r>
-          </w:p>
-        </w:tc>
-        <w:tc>
-          <w:tcPr>
-            <w:tcW w:type="dxa" w:w="1440"/>
+            <w:tcW w:type="dxa" w:w="1234"/>
+          </w:tcPr>
+          <w:p>
+            <w:r>
+              <w:t>15</w:t>
+            </w:r>
+          </w:p>
+        </w:tc>
+        <w:tc>
+          <w:tcPr>
+            <w:tcW w:type="dxa" w:w="1234"/>
+          </w:tcPr>
+          <w:p>
+            <w:r>
+              <w:t>2026-10-12</w:t>
+            </w:r>
+          </w:p>
+        </w:tc>
+        <w:tc>
+          <w:tcPr>
+            <w:tcW w:type="dxa" w:w="1234"/>
+          </w:tcPr>
+          <w:p>
+            <w:r>
+              <w:t>Lleva la magia del océano a casa con este delfín interactivo de nuestr</w:t>
+            </w:r>
+          </w:p>
+        </w:tc>
+        <w:tc>
+          <w:tcPr>
+            <w:tcW w:type="dxa" w:w="1234"/>
+          </w:tcPr>
+          <w:p>
+            <w:r>
+              <w:t>Delfín Soplador a Pilas con Movimientos, Luces y Sonidos – J</w:t>
+            </w:r>
+          </w:p>
+        </w:tc>
+        <w:tc>
+          <w:tcPr>
+            <w:tcW w:type="dxa" w:w="1234"/>
+          </w:tcPr>
+          <w:p>
+            <w:r>
+              <w:t>Tienda: Delfín Soplador</w:t>
+            </w:r>
+          </w:p>
+        </w:tc>
+        <w:tc>
+          <w:tcPr>
+            <w:tcW w:type="dxa" w:w="1234"/>
+          </w:tcPr>
+          <w:p>
+            <w:r>
+              <w:t>delfin</w:t>
+            </w:r>
+          </w:p>
+        </w:tc>
+        <w:tc>
+          <w:tcPr>
+            <w:tcW w:type="dxa" w:w="1234"/>
           </w:tcPr>
           <w:p>
             <w:r>
@@ -1465,57 +1666,67 @@
       <w:tr>
         <w:tc>
           <w:tcPr>
-            <w:tcW w:type="dxa" w:w="1440"/>
-          </w:tcPr>
-          <w:p>
-            <w:r>
-              <w:t>22</w:t>
-            </w:r>
-          </w:p>
-        </w:tc>
-        <w:tc>
-          <w:tcPr>
-            <w:tcW w:type="dxa" w:w="1440"/>
-          </w:tcPr>
-          <w:p>
-            <w:r>
-              <w:t>2026-10-10</w:t>
-            </w:r>
-          </w:p>
-        </w:tc>
-        <w:tc>
-          <w:tcPr>
-            <w:tcW w:type="dxa" w:w="1440"/>
-          </w:tcPr>
-          <w:p>
-            <w:r>
-              <w:t>Burbujas que bajan en espiral</w:t>
-            </w:r>
-          </w:p>
-        </w:tc>
-        <w:tc>
-          <w:tcPr>
-            <w:tcW w:type="dxa" w:w="1440"/>
-          </w:tcPr>
-          <w:p>
-            <w:r>
-              <w:t>Big Mo's Toys – temporizador en espiral</w:t>
-            </w:r>
-          </w:p>
-        </w:tc>
-        <w:tc>
-          <w:tcPr>
-            <w:tcW w:type="dxa" w:w="1440"/>
-          </w:tcPr>
-          <w:p>
-            <w:r>
-              <w:t>espiral</w:t>
-            </w:r>
-          </w:p>
-        </w:tc>
-        <w:tc>
-          <w:tcPr>
-            <w:tcW w:type="dxa" w:w="1440"/>
+            <w:tcW w:type="dxa" w:w="1234"/>
+          </w:tcPr>
+          <w:p>
+            <w:r>
+              <w:t>16</w:t>
+            </w:r>
+          </w:p>
+        </w:tc>
+        <w:tc>
+          <w:tcPr>
+            <w:tcW w:type="dxa" w:w="1234"/>
+          </w:tcPr>
+          <w:p>
+            <w:r>
+              <w:t>2026-10-12</w:t>
+            </w:r>
+          </w:p>
+        </w:tc>
+        <w:tc>
+          <w:tcPr>
+            <w:tcW w:type="dxa" w:w="1234"/>
+          </w:tcPr>
+          <w:p>
+            <w:r>
+              <w:t>Facilita la higiene de tus hijos con nuestra ducha portátil de succión</w:t>
+            </w:r>
+          </w:p>
+        </w:tc>
+        <w:tc>
+          <w:tcPr>
+            <w:tcW w:type="dxa" w:w="1234"/>
+          </w:tcPr>
+          <w:p>
+            <w:r>
+              <w:t>Ducha Portátil Infantil para Bebé – Higiene para Bebé</w:t>
+            </w:r>
+          </w:p>
+        </w:tc>
+        <w:tc>
+          <w:tcPr>
+            <w:tcW w:type="dxa" w:w="1234"/>
+          </w:tcPr>
+          <w:p>
+            <w:r>
+              <w:t>Tienda: Ducha Portátil</w:t>
+            </w:r>
+          </w:p>
+        </w:tc>
+        <w:tc>
+          <w:tcPr>
+            <w:tcW w:type="dxa" w:w="1234"/>
+          </w:tcPr>
+          <w:p>
+            <w:r>
+              <w:t>ducha</w:t>
+            </w:r>
+          </w:p>
+        </w:tc>
+        <w:tc>
+          <w:tcPr>
+            <w:tcW w:type="dxa" w:w="1234"/>
           </w:tcPr>
           <w:p>
             <w:r>
@@ -1527,57 +1738,67 @@
       <w:tr>
         <w:tc>
           <w:tcPr>
-            <w:tcW w:type="dxa" w:w="1440"/>
-          </w:tcPr>
-          <w:p>
-            <w:r>
-              <w:t>23</w:t>
-            </w:r>
-          </w:p>
-        </w:tc>
-        <w:tc>
-          <w:tcPr>
-            <w:tcW w:type="dxa" w:w="1440"/>
-          </w:tcPr>
-          <w:p>
-            <w:r>
-              <w:t>2026-10-10</w:t>
-            </w:r>
-          </w:p>
-        </w:tc>
-        <w:tc>
-          <w:tcPr>
-            <w:tcW w:type="dxa" w:w="1440"/>
-          </w:tcPr>
-          <w:p>
-            <w:r>
-              <w:t>Seis palitos de colores</w:t>
-            </w:r>
-          </w:p>
-        </w:tc>
-        <w:tc>
-          <w:tcPr>
-            <w:tcW w:type="dxa" w:w="1440"/>
-          </w:tcPr>
-          <w:p>
-            <w:r>
-              <w:t>Flexible Sensory Fidget Sticks 6PCS</w:t>
-            </w:r>
-          </w:p>
-        </w:tc>
-        <w:tc>
-          <w:tcPr>
-            <w:tcW w:type="dxa" w:w="1440"/>
-          </w:tcPr>
-          <w:p>
-            <w:r>
-              <w:t>fidget</w:t>
-            </w:r>
-          </w:p>
-        </w:tc>
-        <w:tc>
-          <w:tcPr>
-            <w:tcW w:type="dxa" w:w="1440"/>
+            <w:tcW w:type="dxa" w:w="1234"/>
+          </w:tcPr>
+          <w:p>
+            <w:r>
+              <w:t>17</w:t>
+            </w:r>
+          </w:p>
+        </w:tc>
+        <w:tc>
+          <w:tcPr>
+            <w:tcW w:type="dxa" w:w="1234"/>
+          </w:tcPr>
+          <w:p>
+            <w:r>
+              <w:t>2026-10-12</w:t>
+            </w:r>
+          </w:p>
+        </w:tc>
+        <w:tc>
+          <w:tcPr>
+            <w:tcW w:type="dxa" w:w="1234"/>
+          </w:tcPr>
+          <w:p>
+            <w:r>
+              <w:t xml:space="preserve">Transforma los dibujos de tus hijos en figuras reales con el Lapicero </w:t>
+            </w:r>
+          </w:p>
+        </w:tc>
+        <w:tc>
+          <w:tcPr>
+            <w:tcW w:type="dxa" w:w="1234"/>
+          </w:tcPr>
+          <w:p>
+            <w:r>
+              <w:t>Lapicero Impresora Didáctica 3D – Lápiz 3D Infantil</w:t>
+            </w:r>
+          </w:p>
+        </w:tc>
+        <w:tc>
+          <w:tcPr>
+            <w:tcW w:type="dxa" w:w="1234"/>
+          </w:tcPr>
+          <w:p>
+            <w:r>
+              <w:t>Tienda: Lapicero 3D</w:t>
+            </w:r>
+          </w:p>
+        </w:tc>
+        <w:tc>
+          <w:tcPr>
+            <w:tcW w:type="dxa" w:w="1234"/>
+          </w:tcPr>
+          <w:p>
+            <w:r>
+              <w:t>lapicero</w:t>
+            </w:r>
+          </w:p>
+        </w:tc>
+        <w:tc>
+          <w:tcPr>
+            <w:tcW w:type="dxa" w:w="1234"/>
           </w:tcPr>
           <w:p>
             <w:r>
@@ -1589,57 +1810,67 @@
       <w:tr>
         <w:tc>
           <w:tcPr>
-            <w:tcW w:type="dxa" w:w="1440"/>
-          </w:tcPr>
-          <w:p>
-            <w:r>
-              <w:t>24</w:t>
-            </w:r>
-          </w:p>
-        </w:tc>
-        <w:tc>
-          <w:tcPr>
-            <w:tcW w:type="dxa" w:w="1440"/>
-          </w:tcPr>
-          <w:p>
-            <w:r>
-              <w:t>2026-10-10</w:t>
-            </w:r>
-          </w:p>
-        </w:tc>
-        <w:tc>
-          <w:tcPr>
-            <w:tcW w:type="dxa" w:w="1440"/>
-          </w:tcPr>
-          <w:p>
-            <w:r>
-              <w:t>Tren de dominó</w:t>
-            </w:r>
-          </w:p>
-        </w:tc>
-        <w:tc>
-          <w:tcPr>
-            <w:tcW w:type="dxa" w:w="1440"/>
-          </w:tcPr>
-          <w:p>
-            <w:r>
-              <w:t>PREPHY – Juguetes de tren de dominó</w:t>
-            </w:r>
-          </w:p>
-        </w:tc>
-        <w:tc>
-          <w:tcPr>
-            <w:tcW w:type="dxa" w:w="1440"/>
-          </w:tcPr>
-          <w:p>
-            <w:r>
-              <w:t>domino</w:t>
-            </w:r>
-          </w:p>
-        </w:tc>
-        <w:tc>
-          <w:tcPr>
-            <w:tcW w:type="dxa" w:w="1440"/>
+            <w:tcW w:type="dxa" w:w="1234"/>
+          </w:tcPr>
+          <w:p>
+            <w:r>
+              <w:t>18</w:t>
+            </w:r>
+          </w:p>
+        </w:tc>
+        <w:tc>
+          <w:tcPr>
+            <w:tcW w:type="dxa" w:w="1234"/>
+          </w:tcPr>
+          <w:p>
+            <w:r>
+              <w:t>2026-10-12</w:t>
+            </w:r>
+          </w:p>
+        </w:tc>
+        <w:tc>
+          <w:tcPr>
+            <w:tcW w:type="dxa" w:w="1234"/>
+          </w:tcPr>
+          <w:p>
+            <w:r>
+              <w:t xml:space="preserve">Estimula los sentidos de tus hijos con nuestra organeta de 32 teclas. </w:t>
+            </w:r>
+          </w:p>
+        </w:tc>
+        <w:tc>
+          <w:tcPr>
+            <w:tcW w:type="dxa" w:w="1234"/>
+          </w:tcPr>
+          <w:p>
+            <w:r>
+              <w:t>Organeta Infantil 32 Teclas con 2 Voices – Teclado Musical I</w:t>
+            </w:r>
+          </w:p>
+        </w:tc>
+        <w:tc>
+          <w:tcPr>
+            <w:tcW w:type="dxa" w:w="1234"/>
+          </w:tcPr>
+          <w:p>
+            <w:r>
+              <w:t>Tienda: Organeta</w:t>
+            </w:r>
+          </w:p>
+        </w:tc>
+        <w:tc>
+          <w:tcPr>
+            <w:tcW w:type="dxa" w:w="1234"/>
+          </w:tcPr>
+          <w:p>
+            <w:r>
+              <w:t>organeta</w:t>
+            </w:r>
+          </w:p>
+        </w:tc>
+        <w:tc>
+          <w:tcPr>
+            <w:tcW w:type="dxa" w:w="1234"/>
           </w:tcPr>
           <w:p>
             <w:r>
@@ -1651,57 +1882,67 @@
       <w:tr>
         <w:tc>
           <w:tcPr>
-            <w:tcW w:type="dxa" w:w="1440"/>
-          </w:tcPr>
-          <w:p>
-            <w:r>
-              <w:t>25</w:t>
-            </w:r>
-          </w:p>
-        </w:tc>
-        <w:tc>
-          <w:tcPr>
-            <w:tcW w:type="dxa" w:w="1440"/>
-          </w:tcPr>
-          <w:p>
-            <w:r>
-              <w:t>2026-10-10</w:t>
-            </w:r>
-          </w:p>
-        </w:tc>
-        <w:tc>
-          <w:tcPr>
-            <w:tcW w:type="dxa" w:w="1440"/>
-          </w:tcPr>
-          <w:p>
-            <w:r>
-              <w:t>Pack de 4 juguetes sensoriales silenciosos</w:t>
-            </w:r>
-          </w:p>
-        </w:tc>
-        <w:tc>
-          <w:tcPr>
-            <w:tcW w:type="dxa" w:w="1440"/>
-          </w:tcPr>
-          <w:p>
-            <w:r>
-              <w:t>Juguetes sensoriales antiestrés: paquete de 4</w:t>
-            </w:r>
-          </w:p>
-        </w:tc>
-        <w:tc>
-          <w:tcPr>
-            <w:tcW w:type="dxa" w:w="1440"/>
-          </w:tcPr>
-          <w:p>
-            <w:r>
-              <w:t>antiestres</w:t>
-            </w:r>
-          </w:p>
-        </w:tc>
-        <w:tc>
-          <w:tcPr>
-            <w:tcW w:type="dxa" w:w="1440"/>
+            <w:tcW w:type="dxa" w:w="1234"/>
+          </w:tcPr>
+          <w:p>
+            <w:r>
+              <w:t>19</w:t>
+            </w:r>
+          </w:p>
+        </w:tc>
+        <w:tc>
+          <w:tcPr>
+            <w:tcW w:type="dxa" w:w="1234"/>
+          </w:tcPr>
+          <w:p>
+            <w:r>
+              <w:t>2026-10-12</w:t>
+            </w:r>
+          </w:p>
+        </w:tc>
+        <w:tc>
+          <w:tcPr>
+            <w:tcW w:type="dxa" w:w="1234"/>
+          </w:tcPr>
+          <w:p>
+            <w:r>
+              <w:t>¿Buscas una forma visual y guiada para que tu hijo dibuje?  Descubre e</w:t>
+            </w:r>
+          </w:p>
+        </w:tc>
+        <w:tc>
+          <w:tcPr>
+            <w:tcW w:type="dxa" w:w="1234"/>
+          </w:tcPr>
+          <w:p>
+            <w:r>
+              <w:t>Mesa Educativa con Proyector Didáctico para Dibujar – Tabler</w:t>
+            </w:r>
+          </w:p>
+        </w:tc>
+        <w:tc>
+          <w:tcPr>
+            <w:tcW w:type="dxa" w:w="1234"/>
+          </w:tcPr>
+          <w:p>
+            <w:r>
+              <w:t>Tienda: Mesa Educativa con Proyector</w:t>
+            </w:r>
+          </w:p>
+        </w:tc>
+        <w:tc>
+          <w:tcPr>
+            <w:tcW w:type="dxa" w:w="1234"/>
+          </w:tcPr>
+          <w:p>
+            <w:r>
+              <w:t>mesa</w:t>
+            </w:r>
+          </w:p>
+        </w:tc>
+        <w:tc>
+          <w:tcPr>
+            <w:tcW w:type="dxa" w:w="1234"/>
           </w:tcPr>
           <w:p>
             <w:r>
@@ -1713,57 +1954,67 @@
       <w:tr>
         <w:tc>
           <w:tcPr>
-            <w:tcW w:type="dxa" w:w="1440"/>
-          </w:tcPr>
-          <w:p>
-            <w:r>
-              <w:t>26</w:t>
-            </w:r>
-          </w:p>
-        </w:tc>
-        <w:tc>
-          <w:tcPr>
-            <w:tcW w:type="dxa" w:w="1440"/>
-          </w:tcPr>
-          <w:p>
-            <w:r>
-              <w:t>2026-10-10</w:t>
-            </w:r>
-          </w:p>
-        </w:tc>
-        <w:tc>
-          <w:tcPr>
-            <w:tcW w:type="dxa" w:w="1440"/>
-          </w:tcPr>
-          <w:p>
-            <w:r>
-              <w:t>Guía para criar a un niño autista</w:t>
-            </w:r>
-          </w:p>
-        </w:tc>
-        <w:tc>
-          <w:tcPr>
-            <w:tcW w:type="dxa" w:w="1440"/>
-          </w:tcPr>
-          <w:p>
-            <w:r>
-              <w:t>Guía práctica para la crianza de niños en el espectro autista</w:t>
-            </w:r>
-          </w:p>
-        </w:tc>
-        <w:tc>
-          <w:tcPr>
-            <w:tcW w:type="dxa" w:w="1440"/>
-          </w:tcPr>
-          <w:p>
-            <w:r>
-              <w:t>guia</w:t>
-            </w:r>
-          </w:p>
-        </w:tc>
-        <w:tc>
-          <w:tcPr>
-            <w:tcW w:type="dxa" w:w="1440"/>
+            <w:tcW w:type="dxa" w:w="1234"/>
+          </w:tcPr>
+          <w:p>
+            <w:r>
+              <w:t>20</w:t>
+            </w:r>
+          </w:p>
+        </w:tc>
+        <w:tc>
+          <w:tcPr>
+            <w:tcW w:type="dxa" w:w="1234"/>
+          </w:tcPr>
+          <w:p>
+            <w:r>
+              <w:t>2026-10-11</w:t>
+            </w:r>
+          </w:p>
+        </w:tc>
+        <w:tc>
+          <w:tcPr>
+            <w:tcW w:type="dxa" w:w="1234"/>
+          </w:tcPr>
+          <w:p>
+            <w:r>
+              <w:t>¿Y si el piso de tu casa se convierte en pista de baile?  Una alfombra</w:t>
+            </w:r>
+          </w:p>
+        </w:tc>
+        <w:tc>
+          <w:tcPr>
+            <w:tcW w:type="dxa" w:w="1234"/>
+          </w:tcPr>
+          <w:p>
+            <w:r>
+              <w:t>Dance Mat Toys with Bluetooth, Electronic Dance Pad for 3-12</w:t>
+            </w:r>
+          </w:p>
+        </w:tc>
+        <w:tc>
+          <w:tcPr>
+            <w:tcW w:type="dxa" w:w="1234"/>
+          </w:tcPr>
+          <w:p>
+            <w:r>
+              <w:t>Dance Mat</w:t>
+            </w:r>
+          </w:p>
+        </w:tc>
+        <w:tc>
+          <w:tcPr>
+            <w:tcW w:type="dxa" w:w="1234"/>
+          </w:tcPr>
+          <w:p>
+            <w:r>
+              <w:t>dance</w:t>
+            </w:r>
+          </w:p>
+        </w:tc>
+        <w:tc>
+          <w:tcPr>
+            <w:tcW w:type="dxa" w:w="1234"/>
           </w:tcPr>
           <w:p>
             <w:r>
@@ -1775,57 +2026,67 @@
       <w:tr>
         <w:tc>
           <w:tcPr>
-            <w:tcW w:type="dxa" w:w="1440"/>
-          </w:tcPr>
-          <w:p>
-            <w:r>
-              <w:t>27</w:t>
-            </w:r>
-          </w:p>
-        </w:tc>
-        <w:tc>
-          <w:tcPr>
-            <w:tcW w:type="dxa" w:w="1440"/>
-          </w:tcPr>
-          <w:p>
-            <w:r>
-              <w:t>2026-10-09</w:t>
-            </w:r>
-          </w:p>
-        </w:tc>
-        <w:tc>
-          <w:tcPr>
-            <w:tcW w:type="dxa" w:w="1440"/>
-          </w:tcPr>
-          <w:p>
-            <w:r>
-              <w:t>Almohada Hugger</w:t>
-            </w:r>
-          </w:p>
-        </w:tc>
-        <w:tc>
-          <w:tcPr>
-            <w:tcW w:type="dxa" w:w="1440"/>
-          </w:tcPr>
-          <w:p>
-            <w:r>
-              <w:t>Bright Autism Almohada Hugger</w:t>
-            </w:r>
-          </w:p>
-        </w:tc>
-        <w:tc>
-          <w:tcPr>
-            <w:tcW w:type="dxa" w:w="1440"/>
-          </w:tcPr>
-          <w:p>
-            <w:r>
-              <w:t>hugger</w:t>
-            </w:r>
-          </w:p>
-        </w:tc>
-        <w:tc>
-          <w:tcPr>
-            <w:tcW w:type="dxa" w:w="1440"/>
+            <w:tcW w:type="dxa" w:w="1234"/>
+          </w:tcPr>
+          <w:p>
+            <w:r>
+              <w:t>21</w:t>
+            </w:r>
+          </w:p>
+        </w:tc>
+        <w:tc>
+          <w:tcPr>
+            <w:tcW w:type="dxa" w:w="1234"/>
+          </w:tcPr>
+          <w:p>
+            <w:r>
+              <w:t>2026-10-10</w:t>
+            </w:r>
+          </w:p>
+        </w:tc>
+        <w:tc>
+          <w:tcPr>
+            <w:tcW w:type="dxa" w:w="1234"/>
+          </w:tcPr>
+          <w:p>
+            <w:r>
+              <w:t xml:space="preserve">¿Buscas un regalo sencillo y bonito para un bebé?  Mira este mordedor </w:t>
+            </w:r>
+          </w:p>
+        </w:tc>
+        <w:tc>
+          <w:tcPr>
+            <w:tcW w:type="dxa" w:w="1234"/>
+          </w:tcPr>
+          <w:p>
+            <w:r>
+              <w:t>Juguetes Sensoriales Montessori para Bebés de 0-6 6-12 Meses</w:t>
+            </w:r>
+          </w:p>
+        </w:tc>
+        <w:tc>
+          <w:tcPr>
+            <w:tcW w:type="dxa" w:w="1234"/>
+          </w:tcPr>
+          <w:p>
+            <w:r>
+              <w:t>Juguetes Sensoriales Montessori … Mordedor</w:t>
+            </w:r>
+          </w:p>
+        </w:tc>
+        <w:tc>
+          <w:tcPr>
+            <w:tcW w:type="dxa" w:w="1234"/>
+          </w:tcPr>
+          <w:p>
+            <w:r>
+              <w:t>mordedor</w:t>
+            </w:r>
+          </w:p>
+        </w:tc>
+        <w:tc>
+          <w:tcPr>
+            <w:tcW w:type="dxa" w:w="1234"/>
           </w:tcPr>
           <w:p>
             <w:r>
@@ -1837,57 +2098,67 @@
       <w:tr>
         <w:tc>
           <w:tcPr>
-            <w:tcW w:type="dxa" w:w="1440"/>
-          </w:tcPr>
-          <w:p>
-            <w:r>
-              <w:t>28</w:t>
-            </w:r>
-          </w:p>
-        </w:tc>
-        <w:tc>
-          <w:tcPr>
-            <w:tcW w:type="dxa" w:w="1440"/>
-          </w:tcPr>
-          <w:p>
-            <w:r>
-              <w:t>2026-10-09</w:t>
-            </w:r>
-          </w:p>
-        </w:tc>
-        <w:tc>
-          <w:tcPr>
-            <w:tcW w:type="dxa" w:w="1440"/>
-          </w:tcPr>
-          <w:p>
-            <w:r>
-              <w:t>Orejeras contra el ruido</w:t>
-            </w:r>
-          </w:p>
-        </w:tc>
-        <w:tc>
-          <w:tcPr>
-            <w:tcW w:type="dxa" w:w="1440"/>
-          </w:tcPr>
-          <w:p>
-            <w:r>
-              <w:t>Alpine Muffy Kids Ear Protection Ear Muffs</w:t>
-            </w:r>
-          </w:p>
-        </w:tc>
-        <w:tc>
-          <w:tcPr>
-            <w:tcW w:type="dxa" w:w="1440"/>
-          </w:tcPr>
-          <w:p>
-            <w:r>
-              <w:t>muffy</w:t>
-            </w:r>
-          </w:p>
-        </w:tc>
-        <w:tc>
-          <w:tcPr>
-            <w:tcW w:type="dxa" w:w="1440"/>
+            <w:tcW w:type="dxa" w:w="1234"/>
+          </w:tcPr>
+          <w:p>
+            <w:r>
+              <w:t>22</w:t>
+            </w:r>
+          </w:p>
+        </w:tc>
+        <w:tc>
+          <w:tcPr>
+            <w:tcW w:type="dxa" w:w="1234"/>
+          </w:tcPr>
+          <w:p>
+            <w:r>
+              <w:t>2026-10-10</w:t>
+            </w:r>
+          </w:p>
+        </w:tc>
+        <w:tc>
+          <w:tcPr>
+            <w:tcW w:type="dxa" w:w="1234"/>
+          </w:tcPr>
+          <w:p>
+            <w:r>
+              <w:t>Un juguete para mirar sin parar: burbujas en movimiento ✨  Dale la vue</w:t>
+            </w:r>
+          </w:p>
+        </w:tc>
+        <w:tc>
+          <w:tcPr>
+            <w:tcW w:type="dxa" w:w="1234"/>
+          </w:tcPr>
+          <w:p>
+            <w:r>
+              <w:t>Big Mo's Toys Juguete de temporizador en espiral de movimien</w:t>
+            </w:r>
+          </w:p>
+        </w:tc>
+        <w:tc>
+          <w:tcPr>
+            <w:tcW w:type="dxa" w:w="1234"/>
+          </w:tcPr>
+          <w:p>
+            <w:r>
+              <w:t>Big Mo's Toys – espiral</w:t>
+            </w:r>
+          </w:p>
+        </w:tc>
+        <w:tc>
+          <w:tcPr>
+            <w:tcW w:type="dxa" w:w="1234"/>
+          </w:tcPr>
+          <w:p>
+            <w:r>
+              <w:t>espiral</w:t>
+            </w:r>
+          </w:p>
+        </w:tc>
+        <w:tc>
+          <w:tcPr>
+            <w:tcW w:type="dxa" w:w="1234"/>
           </w:tcPr>
           <w:p>
             <w:r>
@@ -1899,57 +2170,67 @@
       <w:tr>
         <w:tc>
           <w:tcPr>
-            <w:tcW w:type="dxa" w:w="1440"/>
-          </w:tcPr>
-          <w:p>
-            <w:r>
-              <w:t>29</w:t>
-            </w:r>
-          </w:p>
-        </w:tc>
-        <w:tc>
-          <w:tcPr>
-            <w:tcW w:type="dxa" w:w="1440"/>
-          </w:tcPr>
-          <w:p>
-            <w:r>
-              <w:t>2026-10-09</w:t>
-            </w:r>
-          </w:p>
-        </w:tc>
-        <w:tc>
-          <w:tcPr>
-            <w:tcW w:type="dxa" w:w="1440"/>
-          </w:tcPr>
-          <w:p>
-            <w:r>
-              <w:t>Disfraz de reno</w:t>
-            </w:r>
-          </w:p>
-        </w:tc>
-        <w:tc>
-          <w:tcPr>
-            <w:tcW w:type="dxa" w:w="1440"/>
-          </w:tcPr>
-          <w:p>
-            <w:r>
-              <w:t>Spooktacular Creations Disfraz unisex de reno</w:t>
-            </w:r>
-          </w:p>
-        </w:tc>
-        <w:tc>
-          <w:tcPr>
-            <w:tcW w:type="dxa" w:w="1440"/>
-          </w:tcPr>
-          <w:p>
-            <w:r>
-              <w:t>reno</w:t>
-            </w:r>
-          </w:p>
-        </w:tc>
-        <w:tc>
-          <w:tcPr>
-            <w:tcW w:type="dxa" w:w="1440"/>
+            <w:tcW w:type="dxa" w:w="1234"/>
+          </w:tcPr>
+          <w:p>
+            <w:r>
+              <w:t>24</w:t>
+            </w:r>
+          </w:p>
+        </w:tc>
+        <w:tc>
+          <w:tcPr>
+            <w:tcW w:type="dxa" w:w="1234"/>
+          </w:tcPr>
+          <w:p>
+            <w:r>
+              <w:t>2026-10-10</w:t>
+            </w:r>
+          </w:p>
+        </w:tc>
+        <w:tc>
+          <w:tcPr>
+            <w:tcW w:type="dxa" w:w="1234"/>
+          </w:tcPr>
+          <w:p>
+            <w:r>
+              <w:t>Armar, mirar y ver cómo todo cae en cadena 🚂  Este tren de dominó colo</w:t>
+            </w:r>
+          </w:p>
+        </w:tc>
+        <w:tc>
+          <w:tcPr>
+            <w:tcW w:type="dxa" w:w="1234"/>
+          </w:tcPr>
+          <w:p>
+            <w:r>
+              <w:t>PREPHY - Juguetes de tren de dominó para niños, juego creati</w:t>
+            </w:r>
+          </w:p>
+        </w:tc>
+        <w:tc>
+          <w:tcPr>
+            <w:tcW w:type="dxa" w:w="1234"/>
+          </w:tcPr>
+          <w:p>
+            <w:r>
+              <w:t>PREPHY – tren de dominó</w:t>
+            </w:r>
+          </w:p>
+        </w:tc>
+        <w:tc>
+          <w:tcPr>
+            <w:tcW w:type="dxa" w:w="1234"/>
+          </w:tcPr>
+          <w:p>
+            <w:r>
+              <w:t>domino</w:t>
+            </w:r>
+          </w:p>
+        </w:tc>
+        <w:tc>
+          <w:tcPr>
+            <w:tcW w:type="dxa" w:w="1234"/>
           </w:tcPr>
           <w:p>
             <w:r>
@@ -1961,57 +2242,67 @@
       <w:tr>
         <w:tc>
           <w:tcPr>
-            <w:tcW w:type="dxa" w:w="1440"/>
-          </w:tcPr>
-          <w:p>
-            <w:r>
-              <w:t>30</w:t>
-            </w:r>
-          </w:p>
-        </w:tc>
-        <w:tc>
-          <w:tcPr>
-            <w:tcW w:type="dxa" w:w="1440"/>
-          </w:tcPr>
-          <w:p>
-            <w:r>
-              <w:t>2026-10-09</w:t>
-            </w:r>
-          </w:p>
-        </w:tc>
-        <w:tc>
-          <w:tcPr>
-            <w:tcW w:type="dxa" w:w="1440"/>
-          </w:tcPr>
-          <w:p>
-            <w:r>
-              <w:t>Tensiómetro + oxímetro</w:t>
-            </w:r>
-          </w:p>
-        </w:tc>
-        <w:tc>
-          <w:tcPr>
-            <w:tcW w:type="dxa" w:w="1440"/>
-          </w:tcPr>
-          <w:p>
-            <w:r>
-              <w:t>Tensiometro de muñeca mas Oximetro</w:t>
-            </w:r>
-          </w:p>
-        </w:tc>
-        <w:tc>
-          <w:tcPr>
-            <w:tcW w:type="dxa" w:w="1440"/>
-          </w:tcPr>
-          <w:p>
-            <w:r>
-              <w:t>tensiometro</w:t>
-            </w:r>
-          </w:p>
-        </w:tc>
-        <w:tc>
-          <w:tcPr>
-            <w:tcW w:type="dxa" w:w="1440"/>
+            <w:tcW w:type="dxa" w:w="1234"/>
+          </w:tcPr>
+          <w:p>
+            <w:r>
+              <w:t>25</w:t>
+            </w:r>
+          </w:p>
+        </w:tc>
+        <w:tc>
+          <w:tcPr>
+            <w:tcW w:type="dxa" w:w="1234"/>
+          </w:tcPr>
+          <w:p>
+            <w:r>
+              <w:t>2026-10-10</w:t>
+            </w:r>
+          </w:p>
+        </w:tc>
+        <w:tc>
+          <w:tcPr>
+            <w:tcW w:type="dxa" w:w="1234"/>
+          </w:tcPr>
+          <w:p>
+            <w:r>
+              <w:t>Cuatro juguetes sensoriales silenciosos en un solo paquete 🧸  Si busca</w:t>
+            </w:r>
+          </w:p>
+        </w:tc>
+        <w:tc>
+          <w:tcPr>
+            <w:tcW w:type="dxa" w:w="1234"/>
+          </w:tcPr>
+          <w:p>
+            <w:r>
+              <w:t>Juguetes sensoriales antiestrés para niños: paquete de 4 jug</w:t>
+            </w:r>
+          </w:p>
+        </w:tc>
+        <w:tc>
+          <w:tcPr>
+            <w:tcW w:type="dxa" w:w="1234"/>
+          </w:tcPr>
+          <w:p>
+            <w:r>
+              <w:t>Juguetes sensoriales antiestrés: paquete de 4</w:t>
+            </w:r>
+          </w:p>
+        </w:tc>
+        <w:tc>
+          <w:tcPr>
+            <w:tcW w:type="dxa" w:w="1234"/>
+          </w:tcPr>
+          <w:p>
+            <w:r>
+              <w:t>antiestres</w:t>
+            </w:r>
+          </w:p>
+        </w:tc>
+        <w:tc>
+          <w:tcPr>
+            <w:tcW w:type="dxa" w:w="1234"/>
           </w:tcPr>
           <w:p>
             <w:r>
@@ -2023,57 +2314,67 @@
       <w:tr>
         <w:tc>
           <w:tcPr>
-            <w:tcW w:type="dxa" w:w="1440"/>
-          </w:tcPr>
-          <w:p>
-            <w:r>
-              <w:t>31</w:t>
-            </w:r>
-          </w:p>
-        </w:tc>
-        <w:tc>
-          <w:tcPr>
-            <w:tcW w:type="dxa" w:w="1440"/>
-          </w:tcPr>
-          <w:p>
-            <w:r>
-              <w:t>2026-10-08</w:t>
-            </w:r>
-          </w:p>
-        </w:tc>
-        <w:tc>
-          <w:tcPr>
-            <w:tcW w:type="dxa" w:w="1440"/>
-          </w:tcPr>
-          <w:p>
-            <w:r>
-              <w:t>Silla giratoria tortuga</w:t>
-            </w:r>
-          </w:p>
-        </w:tc>
-        <w:tc>
-          <w:tcPr>
-            <w:tcW w:type="dxa" w:w="1440"/>
-          </w:tcPr>
-          <w:p>
-            <w:r>
-              <w:t>Oranmew Turtle Sensory Spinning Chair</w:t>
-            </w:r>
-          </w:p>
-        </w:tc>
-        <w:tc>
-          <w:tcPr>
-            <w:tcW w:type="dxa" w:w="1440"/>
-          </w:tcPr>
-          <w:p>
-            <w:r>
-              <w:t>turtle</w:t>
-            </w:r>
-          </w:p>
-        </w:tc>
-        <w:tc>
-          <w:tcPr>
-            <w:tcW w:type="dxa" w:w="1440"/>
+            <w:tcW w:type="dxa" w:w="1234"/>
+          </w:tcPr>
+          <w:p>
+            <w:r>
+              <w:t>26</w:t>
+            </w:r>
+          </w:p>
+        </w:tc>
+        <w:tc>
+          <w:tcPr>
+            <w:tcW w:type="dxa" w:w="1234"/>
+          </w:tcPr>
+          <w:p>
+            <w:r>
+              <w:t>2026-10-10</w:t>
+            </w:r>
+          </w:p>
+        </w:tc>
+        <w:tc>
+          <w:tcPr>
+            <w:tcW w:type="dxa" w:w="1234"/>
+          </w:tcPr>
+          <w:p>
+            <w:r>
+              <w:t>Criar a un niño autista no exige perfección, exige acompañamiento 💙  S</w:t>
+            </w:r>
+          </w:p>
+        </w:tc>
+        <w:tc>
+          <w:tcPr>
+            <w:tcW w:type="dxa" w:w="1234"/>
+          </w:tcPr>
+          <w:p>
+            <w:r>
+              <w:t>Guía práctica para la crianza de niños en el espectro autist</w:t>
+            </w:r>
+          </w:p>
+        </w:tc>
+        <w:tc>
+          <w:tcPr>
+            <w:tcW w:type="dxa" w:w="1234"/>
+          </w:tcPr>
+          <w:p>
+            <w:r>
+              <w:t>Guía práctica … espectro autista</w:t>
+            </w:r>
+          </w:p>
+        </w:tc>
+        <w:tc>
+          <w:tcPr>
+            <w:tcW w:type="dxa" w:w="1234"/>
+          </w:tcPr>
+          <w:p>
+            <w:r>
+              <w:t>guia</w:t>
+            </w:r>
+          </w:p>
+        </w:tc>
+        <w:tc>
+          <w:tcPr>
+            <w:tcW w:type="dxa" w:w="1234"/>
           </w:tcPr>
           <w:p>
             <w:r>
@@ -2085,57 +2386,67 @@
       <w:tr>
         <w:tc>
           <w:tcPr>
-            <w:tcW w:type="dxa" w:w="1440"/>
-          </w:tcPr>
-          <w:p>
-            <w:r>
-              <w:t>32</w:t>
-            </w:r>
-          </w:p>
-        </w:tc>
-        <w:tc>
-          <w:tcPr>
-            <w:tcW w:type="dxa" w:w="1440"/>
-          </w:tcPr>
-          <w:p>
-            <w:r>
-              <w:t>2026-10-08</w:t>
-            </w:r>
-          </w:p>
-        </w:tc>
-        <w:tc>
-          <w:tcPr>
-            <w:tcW w:type="dxa" w:w="1440"/>
-          </w:tcPr>
-          <w:p>
-            <w:r>
-              <w:t>Molinillos de sal y pimienta</w:t>
-            </w:r>
-          </w:p>
-        </w:tc>
-        <w:tc>
-          <w:tcPr>
-            <w:tcW w:type="dxa" w:w="1440"/>
-          </w:tcPr>
-          <w:p>
-            <w:r>
-              <w:t>Electric Salt and Pepper Grinder Set</w:t>
-            </w:r>
-          </w:p>
-        </w:tc>
-        <w:tc>
-          <w:tcPr>
-            <w:tcW w:type="dxa" w:w="1440"/>
-          </w:tcPr>
-          <w:p>
-            <w:r>
-              <w:t>pepper</w:t>
-            </w:r>
-          </w:p>
-        </w:tc>
-        <w:tc>
-          <w:tcPr>
-            <w:tcW w:type="dxa" w:w="1440"/>
+            <w:tcW w:type="dxa" w:w="1234"/>
+          </w:tcPr>
+          <w:p>
+            <w:r>
+              <w:t>27</w:t>
+            </w:r>
+          </w:p>
+        </w:tc>
+        <w:tc>
+          <w:tcPr>
+            <w:tcW w:type="dxa" w:w="1234"/>
+          </w:tcPr>
+          <w:p>
+            <w:r>
+              <w:t>2026-10-09</w:t>
+            </w:r>
+          </w:p>
+        </w:tc>
+        <w:tc>
+          <w:tcPr>
+            <w:tcW w:type="dxa" w:w="1234"/>
+          </w:tcPr>
+          <w:p>
+            <w:r>
+              <w:t>Una almohada para abrazar, sentir y jugar 💛💙  Esta es la Almohada Hugg</w:t>
+            </w:r>
+          </w:p>
+        </w:tc>
+        <w:tc>
+          <w:tcPr>
+            <w:tcW w:type="dxa" w:w="1234"/>
+          </w:tcPr>
+          <w:p>
+            <w:r>
+              <w:t>Bright Autism Almohada Hugger, almohada vibratoria sensorial</w:t>
+            </w:r>
+          </w:p>
+        </w:tc>
+        <w:tc>
+          <w:tcPr>
+            <w:tcW w:type="dxa" w:w="1234"/>
+          </w:tcPr>
+          <w:p>
+            <w:r>
+              <w:t>Bright Autism Almohada Hugger</w:t>
+            </w:r>
+          </w:p>
+        </w:tc>
+        <w:tc>
+          <w:tcPr>
+            <w:tcW w:type="dxa" w:w="1234"/>
+          </w:tcPr>
+          <w:p>
+            <w:r>
+              <w:t>hugger</w:t>
+            </w:r>
+          </w:p>
+        </w:tc>
+        <w:tc>
+          <w:tcPr>
+            <w:tcW w:type="dxa" w:w="1234"/>
           </w:tcPr>
           <w:p>
             <w:r>
@@ -2147,61 +2458,71 @@
       <w:tr>
         <w:tc>
           <w:tcPr>
-            <w:tcW w:type="dxa" w:w="1440"/>
-          </w:tcPr>
-          <w:p>
-            <w:r>
-              <w:t>33</w:t>
-            </w:r>
-          </w:p>
-        </w:tc>
-        <w:tc>
-          <w:tcPr>
-            <w:tcW w:type="dxa" w:w="1440"/>
-          </w:tcPr>
-          <w:p>
-            <w:r>
-              <w:t>2026-10-08</w:t>
-            </w:r>
-          </w:p>
-        </w:tc>
-        <w:tc>
-          <w:tcPr>
-            <w:tcW w:type="dxa" w:w="1440"/>
-          </w:tcPr>
-          <w:p>
-            <w:r>
-              <w:t>Busy board para viaje</w:t>
-            </w:r>
-          </w:p>
-        </w:tc>
-        <w:tc>
-          <w:tcPr>
-            <w:tcW w:type="dxa" w:w="1440"/>
-          </w:tcPr>
-          <w:p>
-            <w:r>
-              <w:t>SaFeli Busy Board (o Grarain – Tabla de actividades)</w:t>
-            </w:r>
-          </w:p>
-        </w:tc>
-        <w:tc>
-          <w:tcPr>
-            <w:tcW w:type="dxa" w:w="1440"/>
-          </w:tcPr>
-          <w:p>
-            <w:r>
-              <w:t>busy / grarain</w:t>
-            </w:r>
-          </w:p>
-        </w:tc>
-        <w:tc>
-          <w:tcPr>
-            <w:tcW w:type="dxa" w:w="1440"/>
-          </w:tcPr>
-          <w:p>
-            <w:r>
-              <w:t>Verificar</w:t>
+            <w:tcW w:type="dxa" w:w="1234"/>
+          </w:tcPr>
+          <w:p>
+            <w:r>
+              <w:t>28</w:t>
+            </w:r>
+          </w:p>
+        </w:tc>
+        <w:tc>
+          <w:tcPr>
+            <w:tcW w:type="dxa" w:w="1234"/>
+          </w:tcPr>
+          <w:p>
+            <w:r>
+              <w:t>2026-10-09</w:t>
+            </w:r>
+          </w:p>
+        </w:tc>
+        <w:tc>
+          <w:tcPr>
+            <w:tcW w:type="dxa" w:w="1234"/>
+          </w:tcPr>
+          <w:p>
+            <w:r>
+              <w:t>Para esos planes donde el ruido se pasa de intenso 🎧  Si tu peque se a</w:t>
+            </w:r>
+          </w:p>
+        </w:tc>
+        <w:tc>
+          <w:tcPr>
+            <w:tcW w:type="dxa" w:w="1234"/>
+          </w:tcPr>
+          <w:p>
+            <w:r>
+              <w:t>Alpine Muffy Kids Ear Protection Ear Muffs | 3-16 Years | Gr</w:t>
+            </w:r>
+          </w:p>
+        </w:tc>
+        <w:tc>
+          <w:tcPr>
+            <w:tcW w:type="dxa" w:w="1234"/>
+          </w:tcPr>
+          <w:p>
+            <w:r>
+              <w:t>Alpine Muffy (orejeras)</w:t>
+            </w:r>
+          </w:p>
+        </w:tc>
+        <w:tc>
+          <w:tcPr>
+            <w:tcW w:type="dxa" w:w="1234"/>
+          </w:tcPr>
+          <w:p>
+            <w:r>
+              <w:t>muffy</w:t>
+            </w:r>
+          </w:p>
+        </w:tc>
+        <w:tc>
+          <w:tcPr>
+            <w:tcW w:type="dxa" w:w="1234"/>
+          </w:tcPr>
+          <w:p>
+            <w:r>
+              <w:t>OK</w:t>
             </w:r>
           </w:p>
         </w:tc>
@@ -2209,57 +2530,67 @@
       <w:tr>
         <w:tc>
           <w:tcPr>
-            <w:tcW w:type="dxa" w:w="1440"/>
-          </w:tcPr>
-          <w:p>
-            <w:r>
-              <w:t>34</w:t>
-            </w:r>
-          </w:p>
-        </w:tc>
-        <w:tc>
-          <w:tcPr>
-            <w:tcW w:type="dxa" w:w="1440"/>
-          </w:tcPr>
-          <w:p>
-            <w:r>
-              <w:t>2026-10-08</w:t>
-            </w:r>
-          </w:p>
-        </w:tc>
-        <w:tc>
-          <w:tcPr>
-            <w:tcW w:type="dxa" w:w="1440"/>
-          </w:tcPr>
-          <w:p>
-            <w:r>
-              <w:t>Laberinto magnético con animalitos</w:t>
-            </w:r>
-          </w:p>
-        </w:tc>
-        <w:tc>
-          <w:tcPr>
-            <w:tcW w:type="dxa" w:w="1440"/>
-          </w:tcPr>
-          <w:p>
-            <w:r>
-              <w:t>Magnetic Maze 2 in 1 Double Side</w:t>
-            </w:r>
-          </w:p>
-        </w:tc>
-        <w:tc>
-          <w:tcPr>
-            <w:tcW w:type="dxa" w:w="1440"/>
-          </w:tcPr>
-          <w:p>
-            <w:r>
-              <w:t>maze</w:t>
-            </w:r>
-          </w:p>
-        </w:tc>
-        <w:tc>
-          <w:tcPr>
-            <w:tcW w:type="dxa" w:w="1440"/>
+            <w:tcW w:type="dxa" w:w="1234"/>
+          </w:tcPr>
+          <w:p>
+            <w:r>
+              <w:t>29</w:t>
+            </w:r>
+          </w:p>
+        </w:tc>
+        <w:tc>
+          <w:tcPr>
+            <w:tcW w:type="dxa" w:w="1234"/>
+          </w:tcPr>
+          <w:p>
+            <w:r>
+              <w:t>2026-10-09</w:t>
+            </w:r>
+          </w:p>
+        </w:tc>
+        <w:tc>
+          <w:tcPr>
+            <w:tcW w:type="dxa" w:w="1234"/>
+          </w:tcPr>
+          <w:p>
+            <w:r>
+              <w:t>Tu bebé como un renito de Halloween 🦌  Mono con capucha, cuernos y ore</w:t>
+            </w:r>
+          </w:p>
+        </w:tc>
+        <w:tc>
+          <w:tcPr>
+            <w:tcW w:type="dxa" w:w="1234"/>
+          </w:tcPr>
+          <w:p>
+            <w:r>
+              <w:t>Spooktacular Creations Disfraz unisex de reno, disfraz con c</w:t>
+            </w:r>
+          </w:p>
+        </w:tc>
+        <w:tc>
+          <w:tcPr>
+            <w:tcW w:type="dxa" w:w="1234"/>
+          </w:tcPr>
+          <w:p>
+            <w:r>
+              <w:t>Spooktacular – disfraz de reno</w:t>
+            </w:r>
+          </w:p>
+        </w:tc>
+        <w:tc>
+          <w:tcPr>
+            <w:tcW w:type="dxa" w:w="1234"/>
+          </w:tcPr>
+          <w:p>
+            <w:r>
+              <w:t>reno</w:t>
+            </w:r>
+          </w:p>
+        </w:tc>
+        <w:tc>
+          <w:tcPr>
+            <w:tcW w:type="dxa" w:w="1234"/>
           </w:tcPr>
           <w:p>
             <w:r>
@@ -2271,57 +2602,67 @@
       <w:tr>
         <w:tc>
           <w:tcPr>
-            <w:tcW w:type="dxa" w:w="1440"/>
-          </w:tcPr>
-          <w:p>
-            <w:r>
-              <w:t>35</w:t>
-            </w:r>
-          </w:p>
-        </w:tc>
-        <w:tc>
-          <w:tcPr>
-            <w:tcW w:type="dxa" w:w="1440"/>
-          </w:tcPr>
-          <w:p>
-            <w:r>
-              <w:t>2026-10-08</w:t>
-            </w:r>
-          </w:p>
-        </w:tc>
-        <w:tc>
-          <w:tcPr>
-            <w:tcW w:type="dxa" w:w="1440"/>
-          </w:tcPr>
-          <w:p>
-            <w:r>
-              <w:t>Tarjetas parlantes 224 palabras</w:t>
-            </w:r>
-          </w:p>
-        </w:tc>
-        <w:tc>
-          <w:tcPr>
-            <w:tcW w:type="dxa" w:w="1440"/>
-          </w:tcPr>
-          <w:p>
-            <w:r>
-              <w:t>Airbition Talking Flash Cards</w:t>
-            </w:r>
-          </w:p>
-        </w:tc>
-        <w:tc>
-          <w:tcPr>
-            <w:tcW w:type="dxa" w:w="1440"/>
-          </w:tcPr>
-          <w:p>
-            <w:r>
-              <w:t>flash</w:t>
-            </w:r>
-          </w:p>
-        </w:tc>
-        <w:tc>
-          <w:tcPr>
-            <w:tcW w:type="dxa" w:w="1440"/>
+            <w:tcW w:type="dxa" w:w="1234"/>
+          </w:tcPr>
+          <w:p>
+            <w:r>
+              <w:t>30</w:t>
+            </w:r>
+          </w:p>
+        </w:tc>
+        <w:tc>
+          <w:tcPr>
+            <w:tcW w:type="dxa" w:w="1234"/>
+          </w:tcPr>
+          <w:p>
+            <w:r>
+              <w:t>2026-10-09</w:t>
+            </w:r>
+          </w:p>
+        </w:tc>
+        <w:tc>
+          <w:tcPr>
+            <w:tcW w:type="dxa" w:w="1234"/>
+          </w:tcPr>
+          <w:p>
+            <w:r>
+              <w:t>Combo tensiómetro de muñeca + oxímetro de pulso portátil  Este combo r</w:t>
+            </w:r>
+          </w:p>
+        </w:tc>
+        <w:tc>
+          <w:tcPr>
+            <w:tcW w:type="dxa" w:w="1234"/>
+          </w:tcPr>
+          <w:p>
+            <w:r>
+              <w:t>Tensiometro de muñeca mas Oximetro</w:t>
+            </w:r>
+          </w:p>
+        </w:tc>
+        <w:tc>
+          <w:tcPr>
+            <w:tcW w:type="dxa" w:w="1234"/>
+          </w:tcPr>
+          <w:p>
+            <w:r>
+              <w:t>Tensiometro de muñeca mas Oximetro</w:t>
+            </w:r>
+          </w:p>
+        </w:tc>
+        <w:tc>
+          <w:tcPr>
+            <w:tcW w:type="dxa" w:w="1234"/>
+          </w:tcPr>
+          <w:p>
+            <w:r>
+              <w:t>tensiometro</w:t>
+            </w:r>
+          </w:p>
+        </w:tc>
+        <w:tc>
+          <w:tcPr>
+            <w:tcW w:type="dxa" w:w="1234"/>
           </w:tcPr>
           <w:p>
             <w:r>
@@ -2333,61 +2674,71 @@
       <w:tr>
         <w:tc>
           <w:tcPr>
-            <w:tcW w:type="dxa" w:w="1440"/>
-          </w:tcPr>
-          <w:p>
-            <w:r>
-              <w:t>36</w:t>
-            </w:r>
-          </w:p>
-        </w:tc>
-        <w:tc>
-          <w:tcPr>
-            <w:tcW w:type="dxa" w:w="1440"/>
-          </w:tcPr>
-          <w:p>
-            <w:r>
-              <w:t>2026-10-07</w:t>
-            </w:r>
-          </w:p>
-        </w:tc>
-        <w:tc>
-          <w:tcPr>
-            <w:tcW w:type="dxa" w:w="1440"/>
-          </w:tcPr>
-          <w:p>
-            <w:r>
-              <w:t>Salida con tu hijo / crisis por sobrecarga</w:t>
-            </w:r>
-          </w:p>
-        </w:tc>
-        <w:tc>
-          <w:tcPr>
-            <w:tcW w:type="dxa" w:w="1440"/>
-          </w:tcPr>
-          <w:p>
-            <w:r>
-              <w:t>[Aliado] Familia Sin Sorpresas – Canal</w:t>
-            </w:r>
-          </w:p>
-        </w:tc>
-        <w:tc>
-          <w:tcPr>
-            <w:tcW w:type="dxa" w:w="1440"/>
-          </w:tcPr>
-          <w:p>
-            <w:r>
-              <w:t>sorpresas</w:t>
-            </w:r>
-          </w:p>
-        </w:tc>
-        <w:tc>
-          <w:tcPr>
-            <w:tcW w:type="dxa" w:w="1440"/>
-          </w:tcPr>
-          <w:p>
-            <w:r>
-              <w:t>Verificar (no menciona el canal)</w:t>
+            <w:tcW w:type="dxa" w:w="1234"/>
+          </w:tcPr>
+          <w:p>
+            <w:r>
+              <w:t>31</w:t>
+            </w:r>
+          </w:p>
+        </w:tc>
+        <w:tc>
+          <w:tcPr>
+            <w:tcW w:type="dxa" w:w="1234"/>
+          </w:tcPr>
+          <w:p>
+            <w:r>
+              <w:t>2026-10-08</w:t>
+            </w:r>
+          </w:p>
+        </w:tc>
+        <w:tc>
+          <w:tcPr>
+            <w:tcW w:type="dxa" w:w="1234"/>
+          </w:tcPr>
+          <w:p>
+            <w:r>
+              <w:t>¿Buscas una silla giratoria sensorial para tu peque?  Conoce esta sill</w:t>
+            </w:r>
+          </w:p>
+        </w:tc>
+        <w:tc>
+          <w:tcPr>
+            <w:tcW w:type="dxa" w:w="1234"/>
+          </w:tcPr>
+          <w:p>
+            <w:r>
+              <w:t>Oranmew Turtle Sensory Spinning Chair for Autistic Kids &amp; Te</w:t>
+            </w:r>
+          </w:p>
+        </w:tc>
+        <w:tc>
+          <w:tcPr>
+            <w:tcW w:type="dxa" w:w="1234"/>
+          </w:tcPr>
+          <w:p>
+            <w:r>
+              <w:t>Oranmew Turtle (silla tortuga)</w:t>
+            </w:r>
+          </w:p>
+        </w:tc>
+        <w:tc>
+          <w:tcPr>
+            <w:tcW w:type="dxa" w:w="1234"/>
+          </w:tcPr>
+          <w:p>
+            <w:r>
+              <w:t>turtle</w:t>
+            </w:r>
+          </w:p>
+        </w:tc>
+        <w:tc>
+          <w:tcPr>
+            <w:tcW w:type="dxa" w:w="1234"/>
+          </w:tcPr>
+          <w:p>
+            <w:r>
+              <w:t>OK</w:t>
             </w:r>
           </w:p>
         </w:tc>
@@ -2395,57 +2746,67 @@
       <w:tr>
         <w:tc>
           <w:tcPr>
-            <w:tcW w:type="dxa" w:w="1440"/>
-          </w:tcPr>
-          <w:p>
-            <w:r>
-              <w:t>37</w:t>
-            </w:r>
-          </w:p>
-        </w:tc>
-        <w:tc>
-          <w:tcPr>
-            <w:tcW w:type="dxa" w:w="1440"/>
-          </w:tcPr>
-          <w:p>
-            <w:r>
-              <w:t>2026-10-06</w:t>
-            </w:r>
-          </w:p>
-        </w:tc>
-        <w:tc>
-          <w:tcPr>
-            <w:tcW w:type="dxa" w:w="1440"/>
-          </w:tcPr>
-          <w:p>
-            <w:r>
-              <w:t>Mini Garden de sirena</w:t>
-            </w:r>
-          </w:p>
-        </w:tc>
-        <w:tc>
-          <w:tcPr>
-            <w:tcW w:type="dxa" w:w="1440"/>
-          </w:tcPr>
-          <w:p>
-            <w:r>
-              <w:t>Creativity for Kids Mini Garden: Mermaid Terrarium</w:t>
-            </w:r>
-          </w:p>
-        </w:tc>
-        <w:tc>
-          <w:tcPr>
-            <w:tcW w:type="dxa" w:w="1440"/>
-          </w:tcPr>
-          <w:p>
-            <w:r>
-              <w:t>mermaid</w:t>
-            </w:r>
-          </w:p>
-        </w:tc>
-        <w:tc>
-          <w:tcPr>
-            <w:tcW w:type="dxa" w:w="1440"/>
+            <w:tcW w:type="dxa" w:w="1234"/>
+          </w:tcPr>
+          <w:p>
+            <w:r>
+              <w:t>32</w:t>
+            </w:r>
+          </w:p>
+        </w:tc>
+        <w:tc>
+          <w:tcPr>
+            <w:tcW w:type="dxa" w:w="1234"/>
+          </w:tcPr>
+          <w:p>
+            <w:r>
+              <w:t>2026-10-08</w:t>
+            </w:r>
+          </w:p>
+        </w:tc>
+        <w:tc>
+          <w:tcPr>
+            <w:tcW w:type="dxa" w:w="1234"/>
+          </w:tcPr>
+          <w:p>
+            <w:r>
+              <w:t>Sazonar con una sola mano sí es posible 🧂  Este set de molinillos eléc</w:t>
+            </w:r>
+          </w:p>
+        </w:tc>
+        <w:tc>
+          <w:tcPr>
+            <w:tcW w:type="dxa" w:w="1234"/>
+          </w:tcPr>
+          <w:p>
+            <w:r>
+              <w:t>Electric Salt and Pepper Grinder Set Automatic Battery Peppe</w:t>
+            </w:r>
+          </w:p>
+        </w:tc>
+        <w:tc>
+          <w:tcPr>
+            <w:tcW w:type="dxa" w:w="1234"/>
+          </w:tcPr>
+          <w:p>
+            <w:r>
+              <w:t>Electric Salt and Pepper Grinder</w:t>
+            </w:r>
+          </w:p>
+        </w:tc>
+        <w:tc>
+          <w:tcPr>
+            <w:tcW w:type="dxa" w:w="1234"/>
+          </w:tcPr>
+          <w:p>
+            <w:r>
+              <w:t>pepper</w:t>
+            </w:r>
+          </w:p>
+        </w:tc>
+        <w:tc>
+          <w:tcPr>
+            <w:tcW w:type="dxa" w:w="1234"/>
           </w:tcPr>
           <w:p>
             <w:r>
@@ -2457,57 +2818,67 @@
       <w:tr>
         <w:tc>
           <w:tcPr>
-            <w:tcW w:type="dxa" w:w="1440"/>
-          </w:tcPr>
-          <w:p>
-            <w:r>
-              <w:t>38</w:t>
-            </w:r>
-          </w:p>
-        </w:tc>
-        <w:tc>
-          <w:tcPr>
-            <w:tcW w:type="dxa" w:w="1440"/>
-          </w:tcPr>
-          <w:p>
-            <w:r>
-              <w:t>2026-10-06</w:t>
-            </w:r>
-          </w:p>
-        </w:tc>
-        <w:tc>
-          <w:tcPr>
-            <w:tcW w:type="dxa" w:w="1440"/>
-          </w:tcPr>
-          <w:p>
-            <w:r>
-              <w:t>Tapete de agua para bebé</w:t>
-            </w:r>
-          </w:p>
-        </w:tc>
-        <w:tc>
-          <w:tcPr>
-            <w:tcW w:type="dxa" w:w="1440"/>
-          </w:tcPr>
-          <w:p>
-            <w:r>
-              <w:t>Yeeeasy Tapete de agua</w:t>
-            </w:r>
-          </w:p>
-        </w:tc>
-        <w:tc>
-          <w:tcPr>
-            <w:tcW w:type="dxa" w:w="1440"/>
-          </w:tcPr>
-          <w:p>
-            <w:r>
-              <w:t>tapete</w:t>
-            </w:r>
-          </w:p>
-        </w:tc>
-        <w:tc>
-          <w:tcPr>
-            <w:tcW w:type="dxa" w:w="1440"/>
+            <w:tcW w:type="dxa" w:w="1234"/>
+          </w:tcPr>
+          <w:p>
+            <w:r>
+              <w:t>34</w:t>
+            </w:r>
+          </w:p>
+        </w:tc>
+        <w:tc>
+          <w:tcPr>
+            <w:tcW w:type="dxa" w:w="1234"/>
+          </w:tcPr>
+          <w:p>
+            <w:r>
+              <w:t>2026-10-08</w:t>
+            </w:r>
+          </w:p>
+        </w:tc>
+        <w:tc>
+          <w:tcPr>
+            <w:tcW w:type="dxa" w:w="1234"/>
+          </w:tcPr>
+          <w:p>
+            <w:r>
+              <w:t>Un laberinto magnético con animalitos para jugar en casa o de viaje  🦁</w:t>
+            </w:r>
+          </w:p>
+        </w:tc>
+        <w:tc>
+          <w:tcPr>
+            <w:tcW w:type="dxa" w:w="1234"/>
+          </w:tcPr>
+          <w:p>
+            <w:r>
+              <w:t>Magnetic Maze 2 in 1 Double Side Color and Number Maze Alpha</w:t>
+            </w:r>
+          </w:p>
+        </w:tc>
+        <w:tc>
+          <w:tcPr>
+            <w:tcW w:type="dxa" w:w="1234"/>
+          </w:tcPr>
+          <w:p>
+            <w:r>
+              <w:t>Magnetic Maze</w:t>
+            </w:r>
+          </w:p>
+        </w:tc>
+        <w:tc>
+          <w:tcPr>
+            <w:tcW w:type="dxa" w:w="1234"/>
+          </w:tcPr>
+          <w:p>
+            <w:r>
+              <w:t>maze</w:t>
+            </w:r>
+          </w:p>
+        </w:tc>
+        <w:tc>
+          <w:tcPr>
+            <w:tcW w:type="dxa" w:w="1234"/>
           </w:tcPr>
           <w:p>
             <w:r>
@@ -2519,57 +2890,67 @@
       <w:tr>
         <w:tc>
           <w:tcPr>
-            <w:tcW w:type="dxa" w:w="1440"/>
-          </w:tcPr>
-          <w:p>
-            <w:r>
-              <w:t>39</w:t>
-            </w:r>
-          </w:p>
-        </w:tc>
-        <w:tc>
-          <w:tcPr>
-            <w:tcW w:type="dxa" w:w="1440"/>
-          </w:tcPr>
-          <w:p>
-            <w:r>
-              <w:t>2026-10-06</w:t>
-            </w:r>
-          </w:p>
-        </w:tc>
-        <w:tc>
-          <w:tcPr>
-            <w:tcW w:type="dxa" w:w="1440"/>
-          </w:tcPr>
-          <w:p>
-            <w:r>
-              <w:t>Reloj Spider-Man</w:t>
-            </w:r>
-          </w:p>
-        </w:tc>
-        <w:tc>
-          <w:tcPr>
-            <w:tcW w:type="dxa" w:w="1440"/>
-          </w:tcPr>
-          <w:p>
-            <w:r>
-              <w:t>Marvel Spider-Man – Relojes para niños</w:t>
-            </w:r>
-          </w:p>
-        </w:tc>
-        <w:tc>
-          <w:tcPr>
-            <w:tcW w:type="dxa" w:w="1440"/>
-          </w:tcPr>
-          <w:p>
-            <w:r>
-              <w:t>spider</w:t>
-            </w:r>
-          </w:p>
-        </w:tc>
-        <w:tc>
-          <w:tcPr>
-            <w:tcW w:type="dxa" w:w="1440"/>
+            <w:tcW w:type="dxa" w:w="1234"/>
+          </w:tcPr>
+          <w:p>
+            <w:r>
+              <w:t>35</w:t>
+            </w:r>
+          </w:p>
+        </w:tc>
+        <w:tc>
+          <w:tcPr>
+            <w:tcW w:type="dxa" w:w="1234"/>
+          </w:tcPr>
+          <w:p>
+            <w:r>
+              <w:t>2026-10-08</w:t>
+            </w:r>
+          </w:p>
+        </w:tc>
+        <w:tc>
+          <w:tcPr>
+            <w:tcW w:type="dxa" w:w="1234"/>
+          </w:tcPr>
+          <w:p>
+            <w:r>
+              <w:t>Un juguete de bolsillo para que tu peque descubra palabras en inglés 🗣</w:t>
+            </w:r>
+          </w:p>
+        </w:tc>
+        <w:tc>
+          <w:tcPr>
+            <w:tcW w:type="dxa" w:w="1234"/>
+          </w:tcPr>
+          <w:p>
+            <w:r>
+              <w:t>Airbition Talking Flash Cards for Toddlers Ages 1‑4,224 Word</w:t>
+            </w:r>
+          </w:p>
+        </w:tc>
+        <w:tc>
+          <w:tcPr>
+            <w:tcW w:type="dxa" w:w="1234"/>
+          </w:tcPr>
+          <w:p>
+            <w:r>
+              <w:t>Airbition Talking Flash Cards</w:t>
+            </w:r>
+          </w:p>
+        </w:tc>
+        <w:tc>
+          <w:tcPr>
+            <w:tcW w:type="dxa" w:w="1234"/>
+          </w:tcPr>
+          <w:p>
+            <w:r>
+              <w:t>flash</w:t>
+            </w:r>
+          </w:p>
+        </w:tc>
+        <w:tc>
+          <w:tcPr>
+            <w:tcW w:type="dxa" w:w="1234"/>
           </w:tcPr>
           <w:p>
             <w:r>
@@ -2581,57 +2962,67 @@
       <w:tr>
         <w:tc>
           <w:tcPr>
-            <w:tcW w:type="dxa" w:w="1440"/>
-          </w:tcPr>
-          <w:p>
-            <w:r>
-              <w:t>40</w:t>
-            </w:r>
-          </w:p>
-        </w:tc>
-        <w:tc>
-          <w:tcPr>
-            <w:tcW w:type="dxa" w:w="1440"/>
-          </w:tcPr>
-          <w:p>
-            <w:r>
-              <w:t>2026-10-06</w:t>
-            </w:r>
-          </w:p>
-        </w:tc>
-        <w:tc>
-          <w:tcPr>
-            <w:tcW w:type="dxa" w:w="1440"/>
-          </w:tcPr>
-          <w:p>
-            <w:r>
-              <w:t>Pantalla para dibujar y borrar</w:t>
-            </w:r>
-          </w:p>
-        </w:tc>
-        <w:tc>
-          <w:tcPr>
-            <w:tcW w:type="dxa" w:w="1440"/>
-          </w:tcPr>
-          <w:p>
-            <w:r>
-              <w:t>4 Pack LCD Writing Tablet for Kids</w:t>
-            </w:r>
-          </w:p>
-        </w:tc>
-        <w:tc>
-          <w:tcPr>
-            <w:tcW w:type="dxa" w:w="1440"/>
-          </w:tcPr>
-          <w:p>
-            <w:r>
-              <w:t>lcd</w:t>
-            </w:r>
-          </w:p>
-        </w:tc>
-        <w:tc>
-          <w:tcPr>
-            <w:tcW w:type="dxa" w:w="1440"/>
+            <w:tcW w:type="dxa" w:w="1234"/>
+          </w:tcPr>
+          <w:p>
+            <w:r>
+              <w:t>36</w:t>
+            </w:r>
+          </w:p>
+        </w:tc>
+        <w:tc>
+          <w:tcPr>
+            <w:tcW w:type="dxa" w:w="1234"/>
+          </w:tcPr>
+          <w:p>
+            <w:r>
+              <w:t>2026-10-07</w:t>
+            </w:r>
+          </w:p>
+        </w:tc>
+        <w:tc>
+          <w:tcPr>
+            <w:tcW w:type="dxa" w:w="1234"/>
+          </w:tcPr>
+          <w:p>
+            <w:r>
+              <w:t>🚨 **¿Una salida con tu hijo puede convertirse en una crisis en segundo</w:t>
+            </w:r>
+          </w:p>
+        </w:tc>
+        <w:tc>
+          <w:tcPr>
+            <w:tcW w:type="dxa" w:w="1234"/>
+          </w:tcPr>
+          <w:p>
+            <w:r>
+              <w:t>Familia Sin Sorpresas – Canal</w:t>
+            </w:r>
+          </w:p>
+        </w:tc>
+        <w:tc>
+          <w:tcPr>
+            <w:tcW w:type="dxa" w:w="1234"/>
+          </w:tcPr>
+          <w:p>
+            <w:r>
+              <w:t>[Aliado] Familia Sin Sorpresas – Canal</w:t>
+            </w:r>
+          </w:p>
+        </w:tc>
+        <w:tc>
+          <w:tcPr>
+            <w:tcW w:type="dxa" w:w="1234"/>
+          </w:tcPr>
+          <w:p>
+            <w:r>
+              <w:t>sorpresas</w:t>
+            </w:r>
+          </w:p>
+        </w:tc>
+        <w:tc>
+          <w:tcPr>
+            <w:tcW w:type="dxa" w:w="1234"/>
           </w:tcPr>
           <w:p>
             <w:r>
@@ -2643,17 +3034,17 @@
       <w:tr>
         <w:tc>
           <w:tcPr>
-            <w:tcW w:type="dxa" w:w="1440"/>
-          </w:tcPr>
-          <w:p>
-            <w:r>
-              <w:t>41</w:t>
-            </w:r>
-          </w:p>
-        </w:tc>
-        <w:tc>
-          <w:tcPr>
-            <w:tcW w:type="dxa" w:w="1440"/>
+            <w:tcW w:type="dxa" w:w="1234"/>
+          </w:tcPr>
+          <w:p>
+            <w:r>
+              <w:t>37</w:t>
+            </w:r>
+          </w:p>
+        </w:tc>
+        <w:tc>
+          <w:tcPr>
+            <w:tcW w:type="dxa" w:w="1234"/>
           </w:tcPr>
           <w:p>
             <w:r>
@@ -2663,37 +3054,47 @@
         </w:tc>
         <w:tc>
           <w:tcPr>
-            <w:tcW w:type="dxa" w:w="1440"/>
-          </w:tcPr>
-          <w:p>
-            <w:r>
-              <w:t>Camiones con luces y tapete</w:t>
-            </w:r>
-          </w:p>
-        </w:tc>
-        <w:tc>
-          <w:tcPr>
-            <w:tcW w:type="dxa" w:w="1440"/>
-          </w:tcPr>
-          <w:p>
-            <w:r>
-              <w:t>NIPLOOOW Kids Boys Construction Truck</w:t>
-            </w:r>
-          </w:p>
-        </w:tc>
-        <w:tc>
-          <w:tcPr>
-            <w:tcW w:type="dxa" w:w="1440"/>
-          </w:tcPr>
-          <w:p>
-            <w:r>
-              <w:t>niplooow</w:t>
-            </w:r>
-          </w:p>
-        </w:tc>
-        <w:tc>
-          <w:tcPr>
-            <w:tcW w:type="dxa" w:w="1440"/>
+            <w:tcW w:type="dxa" w:w="1234"/>
+          </w:tcPr>
+          <w:p>
+            <w:r>
+              <w:t>¿Buscas un regalo creativo con temática de sirena? 🧜‍♀️  Este Mini Gar</w:t>
+            </w:r>
+          </w:p>
+        </w:tc>
+        <w:tc>
+          <w:tcPr>
+            <w:tcW w:type="dxa" w:w="1234"/>
+          </w:tcPr>
+          <w:p>
+            <w:r>
+              <w:t>Creativity for Kids Mini Garden: Mermaid Terrarium Kit - Mer</w:t>
+            </w:r>
+          </w:p>
+        </w:tc>
+        <w:tc>
+          <w:tcPr>
+            <w:tcW w:type="dxa" w:w="1234"/>
+          </w:tcPr>
+          <w:p>
+            <w:r>
+              <w:t>Creativity for Kids Mini Garden: Mermaid</w:t>
+            </w:r>
+          </w:p>
+        </w:tc>
+        <w:tc>
+          <w:tcPr>
+            <w:tcW w:type="dxa" w:w="1234"/>
+          </w:tcPr>
+          <w:p>
+            <w:r>
+              <w:t>mermaid</w:t>
+            </w:r>
+          </w:p>
+        </w:tc>
+        <w:tc>
+          <w:tcPr>
+            <w:tcW w:type="dxa" w:w="1234"/>
           </w:tcPr>
           <w:p>
             <w:r>
@@ -2705,17 +3106,17 @@
       <w:tr>
         <w:tc>
           <w:tcPr>
-            <w:tcW w:type="dxa" w:w="1440"/>
-          </w:tcPr>
-          <w:p>
-            <w:r>
-              <w:t>42</w:t>
-            </w:r>
-          </w:p>
-        </w:tc>
-        <w:tc>
-          <w:tcPr>
-            <w:tcW w:type="dxa" w:w="1440"/>
+            <w:tcW w:type="dxa" w:w="1234"/>
+          </w:tcPr>
+          <w:p>
+            <w:r>
+              <w:t>38</w:t>
+            </w:r>
+          </w:p>
+        </w:tc>
+        <w:tc>
+          <w:tcPr>
+            <w:tcW w:type="dxa" w:w="1234"/>
           </w:tcPr>
           <w:p>
             <w:r>
@@ -2725,37 +3126,47 @@
         </w:tc>
         <w:tc>
           <w:tcPr>
-            <w:tcW w:type="dxa" w:w="1440"/>
-          </w:tcPr>
-          <w:p>
-            <w:r>
-              <w:t>Microscopio</w:t>
-            </w:r>
-          </w:p>
-        </w:tc>
-        <w:tc>
-          <w:tcPr>
-            <w:tcW w:type="dxa" w:w="1440"/>
-          </w:tcPr>
-          <w:p>
-            <w:r>
-              <w:t>Alotwan Microscope for Kids 1000X Digital</w:t>
-            </w:r>
-          </w:p>
-        </w:tc>
-        <w:tc>
-          <w:tcPr>
-            <w:tcW w:type="dxa" w:w="1440"/>
-          </w:tcPr>
-          <w:p>
-            <w:r>
-              <w:t>microscope</w:t>
-            </w:r>
-          </w:p>
-        </w:tc>
-        <w:tc>
-          <w:tcPr>
-            <w:tcW w:type="dxa" w:w="1440"/>
+            <w:tcW w:type="dxa" w:w="1234"/>
+          </w:tcPr>
+          <w:p>
+            <w:r>
+              <w:t>Un tapete de agua para que tu bebé juegue y explore 💧  Hoy te comparto</w:t>
+            </w:r>
+          </w:p>
+        </w:tc>
+        <w:tc>
+          <w:tcPr>
+            <w:tcW w:type="dxa" w:w="1234"/>
+          </w:tcPr>
+          <w:p>
+            <w:r>
+              <w:t>Yeeeasy Tapete de agua para el tiempo boca abajo, inflable p</w:t>
+            </w:r>
+          </w:p>
+        </w:tc>
+        <w:tc>
+          <w:tcPr>
+            <w:tcW w:type="dxa" w:w="1234"/>
+          </w:tcPr>
+          <w:p>
+            <w:r>
+              <w:t>Yeeeasy Tapete de agua</w:t>
+            </w:r>
+          </w:p>
+        </w:tc>
+        <w:tc>
+          <w:tcPr>
+            <w:tcW w:type="dxa" w:w="1234"/>
+          </w:tcPr>
+          <w:p>
+            <w:r>
+              <w:t>tapete</w:t>
+            </w:r>
+          </w:p>
+        </w:tc>
+        <w:tc>
+          <w:tcPr>
+            <w:tcW w:type="dxa" w:w="1234"/>
           </w:tcPr>
           <w:p>
             <w:r>
@@ -2767,57 +3178,67 @@
       <w:tr>
         <w:tc>
           <w:tcPr>
-            <w:tcW w:type="dxa" w:w="1440"/>
-          </w:tcPr>
-          <w:p>
-            <w:r>
-              <w:t>43</w:t>
-            </w:r>
-          </w:p>
-        </w:tc>
-        <w:tc>
-          <w:tcPr>
-            <w:tcW w:type="dxa" w:w="1440"/>
-          </w:tcPr>
-          <w:p>
-            <w:r>
-              <w:t>2026-10-05</w:t>
-            </w:r>
-          </w:p>
-        </w:tc>
-        <w:tc>
-          <w:tcPr>
-            <w:tcW w:type="dxa" w:w="1440"/>
-          </w:tcPr>
-          <w:p>
-            <w:r>
-              <w:t>Proyector 31 colores y ruido blanco</w:t>
-            </w:r>
-          </w:p>
-        </w:tc>
-        <w:tc>
-          <w:tcPr>
-            <w:tcW w:type="dxa" w:w="1440"/>
-          </w:tcPr>
-          <w:p>
-            <w:r>
-              <w:t>Sensory Toys… 31 Colors Kid Night Light Projector</w:t>
-            </w:r>
-          </w:p>
-        </w:tc>
-        <w:tc>
-          <w:tcPr>
-            <w:tcW w:type="dxa" w:w="1440"/>
-          </w:tcPr>
-          <w:p>
-            <w:r>
-              <w:t>31 colors</w:t>
-            </w:r>
-          </w:p>
-        </w:tc>
-        <w:tc>
-          <w:tcPr>
-            <w:tcW w:type="dxa" w:w="1440"/>
+            <w:tcW w:type="dxa" w:w="1234"/>
+          </w:tcPr>
+          <w:p>
+            <w:r>
+              <w:t>39</w:t>
+            </w:r>
+          </w:p>
+        </w:tc>
+        <w:tc>
+          <w:tcPr>
+            <w:tcW w:type="dxa" w:w="1234"/>
+          </w:tcPr>
+          <w:p>
+            <w:r>
+              <w:t>2026-10-06</w:t>
+            </w:r>
+          </w:p>
+        </w:tc>
+        <w:tc>
+          <w:tcPr>
+            <w:tcW w:type="dxa" w:w="1234"/>
+          </w:tcPr>
+          <w:p>
+            <w:r>
+              <w:t xml:space="preserve">¿Tu pequeño fan de Spider-Man ya tiene su reloj?  🕷️ Pantalla digital </w:t>
+            </w:r>
+          </w:p>
+        </w:tc>
+        <w:tc>
+          <w:tcPr>
+            <w:tcW w:type="dxa" w:w="1234"/>
+          </w:tcPr>
+          <w:p>
+            <w:r>
+              <w:t>Marvel Spider-Man - Relojes para niños, pantalla digital, ca</w:t>
+            </w:r>
+          </w:p>
+        </w:tc>
+        <w:tc>
+          <w:tcPr>
+            <w:tcW w:type="dxa" w:w="1234"/>
+          </w:tcPr>
+          <w:p>
+            <w:r>
+              <w:t>Marvel Spider-Man – reloj</w:t>
+            </w:r>
+          </w:p>
+        </w:tc>
+        <w:tc>
+          <w:tcPr>
+            <w:tcW w:type="dxa" w:w="1234"/>
+          </w:tcPr>
+          <w:p>
+            <w:r>
+              <w:t>spider</w:t>
+            </w:r>
+          </w:p>
+        </w:tc>
+        <w:tc>
+          <w:tcPr>
+            <w:tcW w:type="dxa" w:w="1234"/>
           </w:tcPr>
           <w:p>
             <w:r>
@@ -2829,57 +3250,67 @@
       <w:tr>
         <w:tc>
           <w:tcPr>
-            <w:tcW w:type="dxa" w:w="1440"/>
-          </w:tcPr>
-          <w:p>
-            <w:r>
-              <w:t>44</w:t>
-            </w:r>
-          </w:p>
-        </w:tc>
-        <w:tc>
-          <w:tcPr>
-            <w:tcW w:type="dxa" w:w="1440"/>
-          </w:tcPr>
-          <w:p>
-            <w:r>
-              <w:t>2026-10-05</w:t>
-            </w:r>
-          </w:p>
-        </w:tc>
-        <w:tc>
-          <w:tcPr>
-            <w:tcW w:type="dxa" w:w="1440"/>
-          </w:tcPr>
-          <w:p>
-            <w:r>
-              <w:t>Mini impresora de stickers</w:t>
-            </w:r>
-          </w:p>
-        </w:tc>
-        <w:tc>
-          <w:tcPr>
-            <w:tcW w:type="dxa" w:w="1440"/>
-          </w:tcPr>
-          <w:p>
-            <w:r>
-              <w:t>cudinham Mini Sticker Printer</w:t>
-            </w:r>
-          </w:p>
-        </w:tc>
-        <w:tc>
-          <w:tcPr>
-            <w:tcW w:type="dxa" w:w="1440"/>
-          </w:tcPr>
-          <w:p>
-            <w:r>
-              <w:t>sticker</w:t>
-            </w:r>
-          </w:p>
-        </w:tc>
-        <w:tc>
-          <w:tcPr>
-            <w:tcW w:type="dxa" w:w="1440"/>
+            <w:tcW w:type="dxa" w:w="1234"/>
+          </w:tcPr>
+          <w:p>
+            <w:r>
+              <w:t>40</w:t>
+            </w:r>
+          </w:p>
+        </w:tc>
+        <w:tc>
+          <w:tcPr>
+            <w:tcW w:type="dxa" w:w="1234"/>
+          </w:tcPr>
+          <w:p>
+            <w:r>
+              <w:t>2026-10-06</w:t>
+            </w:r>
+          </w:p>
+        </w:tc>
+        <w:tc>
+          <w:tcPr>
+            <w:tcW w:type="dxa" w:w="1234"/>
+          </w:tcPr>
+          <w:p>
+            <w:r>
+              <w:t>Dibujar, borrar y volver a empezar: así de simple 🎨  Una pantalla para</w:t>
+            </w:r>
+          </w:p>
+        </w:tc>
+        <w:tc>
+          <w:tcPr>
+            <w:tcW w:type="dxa" w:w="1234"/>
+          </w:tcPr>
+          <w:p>
+            <w:r>
+              <w:t>4 Pack LCD Writing Tablet for Kids, 8.5 Inch Colorful Doodle</w:t>
+            </w:r>
+          </w:p>
+        </w:tc>
+        <w:tc>
+          <w:tcPr>
+            <w:tcW w:type="dxa" w:w="1234"/>
+          </w:tcPr>
+          <w:p>
+            <w:r>
+              <w:t>4 Pack LCD Writing Tablet</w:t>
+            </w:r>
+          </w:p>
+        </w:tc>
+        <w:tc>
+          <w:tcPr>
+            <w:tcW w:type="dxa" w:w="1234"/>
+          </w:tcPr>
+          <w:p>
+            <w:r>
+              <w:t>lcd</w:t>
+            </w:r>
+          </w:p>
+        </w:tc>
+        <w:tc>
+          <w:tcPr>
+            <w:tcW w:type="dxa" w:w="1234"/>
           </w:tcPr>
           <w:p>
             <w:r>
@@ -2891,61 +3322,71 @@
       <w:tr>
         <w:tc>
           <w:tcPr>
-            <w:tcW w:type="dxa" w:w="1440"/>
-          </w:tcPr>
-          <w:p>
-            <w:r>
-              <w:t>45</w:t>
-            </w:r>
-          </w:p>
-        </w:tc>
-        <w:tc>
-          <w:tcPr>
-            <w:tcW w:type="dxa" w:w="1440"/>
-          </w:tcPr>
-          <w:p>
-            <w:r>
-              <w:t>2026-10-05</w:t>
-            </w:r>
-          </w:p>
-        </w:tc>
-        <w:tc>
-          <w:tcPr>
-            <w:tcW w:type="dxa" w:w="1440"/>
-          </w:tcPr>
-          <w:p>
-            <w:r>
-              <w:t>Numberblocks del 6 al 10</w:t>
-            </w:r>
-          </w:p>
-        </w:tc>
-        <w:tc>
-          <w:tcPr>
-            <w:tcW w:type="dxa" w:w="1440"/>
-          </w:tcPr>
-          <w:p>
-            <w:r>
-              <w:t>Probablemente el producto sin nombre «www.amazon.com» (Construcción y Stem, amzn.to/4dQlLxW). Ábrelo para confirmar y ponle nombre</w:t>
-            </w:r>
-          </w:p>
-        </w:tc>
-        <w:tc>
-          <w:tcPr>
-            <w:tcW w:type="dxa" w:w="1440"/>
-          </w:tcPr>
-          <w:p>
-            <w:r>
-              <w:t>amazon.com</w:t>
-            </w:r>
-          </w:p>
-        </w:tc>
-        <w:tc>
-          <w:tcPr>
-            <w:tcW w:type="dxa" w:w="1440"/>
-          </w:tcPr>
-          <w:p>
-            <w:r>
-              <w:t>Verificar y renombrar</w:t>
+            <w:tcW w:type="dxa" w:w="1234"/>
+          </w:tcPr>
+          <w:p>
+            <w:r>
+              <w:t>41</w:t>
+            </w:r>
+          </w:p>
+        </w:tc>
+        <w:tc>
+          <w:tcPr>
+            <w:tcW w:type="dxa" w:w="1234"/>
+          </w:tcPr>
+          <w:p>
+            <w:r>
+              <w:t>2026-10-06</w:t>
+            </w:r>
+          </w:p>
+        </w:tc>
+        <w:tc>
+          <w:tcPr>
+            <w:tcW w:type="dxa" w:w="1234"/>
+          </w:tcPr>
+          <w:p>
+            <w:r>
+              <w:t>Un mundo de camiones, luces y sonidos en un solo set 🚛  Camión transpo</w:t>
+            </w:r>
+          </w:p>
+        </w:tc>
+        <w:tc>
+          <w:tcPr>
+            <w:tcW w:type="dxa" w:w="1234"/>
+          </w:tcPr>
+          <w:p>
+            <w:r>
+              <w:t>NIPLOOOW Kids Boys Construction Truck Vehicle Toy Set with P</w:t>
+            </w:r>
+          </w:p>
+        </w:tc>
+        <w:tc>
+          <w:tcPr>
+            <w:tcW w:type="dxa" w:w="1234"/>
+          </w:tcPr>
+          <w:p>
+            <w:r>
+              <w:t>NIPLOOOW – camiones</w:t>
+            </w:r>
+          </w:p>
+        </w:tc>
+        <w:tc>
+          <w:tcPr>
+            <w:tcW w:type="dxa" w:w="1234"/>
+          </w:tcPr>
+          <w:p>
+            <w:r>
+              <w:t>niplooow</w:t>
+            </w:r>
+          </w:p>
+        </w:tc>
+        <w:tc>
+          <w:tcPr>
+            <w:tcW w:type="dxa" w:w="1234"/>
+          </w:tcPr>
+          <w:p>
+            <w:r>
+              <w:t>OK</w:t>
             </w:r>
           </w:p>
         </w:tc>
@@ -2953,61 +3394,71 @@
       <w:tr>
         <w:tc>
           <w:tcPr>
-            <w:tcW w:type="dxa" w:w="1440"/>
-          </w:tcPr>
-          <w:p>
-            <w:r>
-              <w:t>46</w:t>
-            </w:r>
-          </w:p>
-        </w:tc>
-        <w:tc>
-          <w:tcPr>
-            <w:tcW w:type="dxa" w:w="1440"/>
-          </w:tcPr>
-          <w:p>
-            <w:r>
-              <w:t>2026-10-02</w:t>
-            </w:r>
-          </w:p>
-        </w:tc>
-        <w:tc>
-          <w:tcPr>
-            <w:tcW w:type="dxa" w:w="1440"/>
-          </w:tcPr>
-          <w:p>
-            <w:r>
-              <w:t>Tablero sensorial (enciende, apaga, gira)</w:t>
-            </w:r>
-          </w:p>
-        </w:tc>
-        <w:tc>
-          <w:tcPr>
-            <w:tcW w:type="dxa" w:w="1440"/>
-          </w:tcPr>
-          <w:p>
-            <w:r>
-              <w:t>SaFeli Busy Board o Grarain – Tabla de actividades</w:t>
-            </w:r>
-          </w:p>
-        </w:tc>
-        <w:tc>
-          <w:tcPr>
-            <w:tcW w:type="dxa" w:w="1440"/>
-          </w:tcPr>
-          <w:p>
-            <w:r>
-              <w:t>busy / grarain</w:t>
-            </w:r>
-          </w:p>
-        </w:tc>
-        <w:tc>
-          <w:tcPr>
-            <w:tcW w:type="dxa" w:w="1440"/>
-          </w:tcPr>
-          <w:p>
-            <w:r>
-              <w:t>Verificar</w:t>
+            <w:tcW w:type="dxa" w:w="1234"/>
+          </w:tcPr>
+          <w:p>
+            <w:r>
+              <w:t>42</w:t>
+            </w:r>
+          </w:p>
+        </w:tc>
+        <w:tc>
+          <w:tcPr>
+            <w:tcW w:type="dxa" w:w="1234"/>
+          </w:tcPr>
+          <w:p>
+            <w:r>
+              <w:t>2026-10-06</w:t>
+            </w:r>
+          </w:p>
+        </w:tc>
+        <w:tc>
+          <w:tcPr>
+            <w:tcW w:type="dxa" w:w="1234"/>
+          </w:tcPr>
+          <w:p>
+            <w:r>
+              <w:t>Un mundo invisible cabe en la mano de tu hijo 🔎  Insectos, hojas, tela</w:t>
+            </w:r>
+          </w:p>
+        </w:tc>
+        <w:tc>
+          <w:tcPr>
+            <w:tcW w:type="dxa" w:w="1234"/>
+          </w:tcPr>
+          <w:p>
+            <w:r>
+              <w:t>Alotwan Microscope for Kids 1000X Digital, Handheld Kids Mic</w:t>
+            </w:r>
+          </w:p>
+        </w:tc>
+        <w:tc>
+          <w:tcPr>
+            <w:tcW w:type="dxa" w:w="1234"/>
+          </w:tcPr>
+          <w:p>
+            <w:r>
+              <w:t>Alotwan Microscope</w:t>
+            </w:r>
+          </w:p>
+        </w:tc>
+        <w:tc>
+          <w:tcPr>
+            <w:tcW w:type="dxa" w:w="1234"/>
+          </w:tcPr>
+          <w:p>
+            <w:r>
+              <w:t>microscope</w:t>
+            </w:r>
+          </w:p>
+        </w:tc>
+        <w:tc>
+          <w:tcPr>
+            <w:tcW w:type="dxa" w:w="1234"/>
+          </w:tcPr>
+          <w:p>
+            <w:r>
+              <w:t>OK</w:t>
             </w:r>
           </w:p>
         </w:tc>
@@ -3015,57 +3466,67 @@
       <w:tr>
         <w:tc>
           <w:tcPr>
-            <w:tcW w:type="dxa" w:w="1440"/>
-          </w:tcPr>
-          <w:p>
-            <w:r>
-              <w:t>47</w:t>
-            </w:r>
-          </w:p>
-        </w:tc>
-        <w:tc>
-          <w:tcPr>
-            <w:tcW w:type="dxa" w:w="1440"/>
-          </w:tcPr>
-          <w:p>
-            <w:r>
-              <w:t>2026-10-02</w:t>
-            </w:r>
-          </w:p>
-        </w:tc>
-        <w:tc>
-          <w:tcPr>
-            <w:tcW w:type="dxa" w:w="1440"/>
-          </w:tcPr>
-          <w:p>
-            <w:r>
-              <w:t>Historia de Cestoria (Antonio y Alejandra)</w:t>
-            </w:r>
-          </w:p>
-        </w:tc>
-        <w:tc>
-          <w:tcPr>
-            <w:tcW w:type="dxa" w:w="1440"/>
-          </w:tcPr>
-          <w:p>
-            <w:r>
-              <w:t>Sin producto: deja «— Sin producto (envía el catálogo) —»</w:t>
-            </w:r>
-          </w:p>
-        </w:tc>
-        <w:tc>
-          <w:tcPr>
-            <w:tcW w:type="dxa" w:w="1440"/>
-          </w:tcPr>
-          <w:p>
-            <w:r>
-              <w:t>—</w:t>
-            </w:r>
-          </w:p>
-        </w:tc>
-        <w:tc>
-          <w:tcPr>
-            <w:tcW w:type="dxa" w:w="1440"/>
+            <w:tcW w:type="dxa" w:w="1234"/>
+          </w:tcPr>
+          <w:p>
+            <w:r>
+              <w:t>43</w:t>
+            </w:r>
+          </w:p>
+        </w:tc>
+        <w:tc>
+          <w:tcPr>
+            <w:tcW w:type="dxa" w:w="1234"/>
+          </w:tcPr>
+          <w:p>
+            <w:r>
+              <w:t>2026-10-05</w:t>
+            </w:r>
+          </w:p>
+        </w:tc>
+        <w:tc>
+          <w:tcPr>
+            <w:tcW w:type="dxa" w:w="1234"/>
+          </w:tcPr>
+          <w:p>
+            <w:r>
+              <w:t>Un cuarto que se llena de color y sonido suave 🌙  Este proyector combi</w:t>
+            </w:r>
+          </w:p>
+        </w:tc>
+        <w:tc>
+          <w:tcPr>
+            <w:tcW w:type="dxa" w:w="1234"/>
+          </w:tcPr>
+          <w:p>
+            <w:r>
+              <w:t xml:space="preserve">Sensory Toys for Kids with Autism 31 Colors Kid Night Light </w:t>
+            </w:r>
+          </w:p>
+        </w:tc>
+        <w:tc>
+          <w:tcPr>
+            <w:tcW w:type="dxa" w:w="1234"/>
+          </w:tcPr>
+          <w:p>
+            <w:r>
+              <w:t>Sensory Toys … 31 Colors Night Light Projector</w:t>
+            </w:r>
+          </w:p>
+        </w:tc>
+        <w:tc>
+          <w:tcPr>
+            <w:tcW w:type="dxa" w:w="1234"/>
+          </w:tcPr>
+          <w:p>
+            <w:r>
+              <w:t>31 colors</w:t>
+            </w:r>
+          </w:p>
+        </w:tc>
+        <w:tc>
+          <w:tcPr>
+            <w:tcW w:type="dxa" w:w="1234"/>
           </w:tcPr>
           <w:p>
             <w:r>
@@ -3077,17 +3538,17 @@
       <w:tr>
         <w:tc>
           <w:tcPr>
-            <w:tcW w:type="dxa" w:w="1440"/>
-          </w:tcPr>
-          <w:p>
-            <w:r>
-              <w:t>48</w:t>
-            </w:r>
-          </w:p>
-        </w:tc>
-        <w:tc>
-          <w:tcPr>
-            <w:tcW w:type="dxa" w:w="1440"/>
+            <w:tcW w:type="dxa" w:w="1234"/>
+          </w:tcPr>
+          <w:p>
+            <w:r>
+              <w:t>47</w:t>
+            </w:r>
+          </w:p>
+        </w:tc>
+        <w:tc>
+          <w:tcPr>
+            <w:tcW w:type="dxa" w:w="1234"/>
           </w:tcPr>
           <w:p>
             <w:r>
@@ -3097,37 +3558,45 @@
         </w:tc>
         <w:tc>
           <w:tcPr>
-            <w:tcW w:type="dxa" w:w="1440"/>
-          </w:tcPr>
-          <w:p>
-            <w:r>
-              <w:t>Tabla sensorial Pushpeel</w:t>
-            </w:r>
-          </w:p>
-        </w:tc>
-        <w:tc>
-          <w:tcPr>
-            <w:tcW w:type="dxa" w:w="1440"/>
-          </w:tcPr>
-          <w:p>
-            <w:r>
-              <w:t>Tabla de Actividad Sensorial Pushpeel</w:t>
-            </w:r>
-          </w:p>
-        </w:tc>
-        <w:tc>
-          <w:tcPr>
-            <w:tcW w:type="dxa" w:w="1440"/>
-          </w:tcPr>
-          <w:p>
-            <w:r>
-              <w:t>pushpeel</w:t>
-            </w:r>
-          </w:p>
-        </w:tc>
-        <w:tc>
-          <w:tcPr>
-            <w:tcW w:type="dxa" w:w="1440"/>
+            <w:tcW w:type="dxa" w:w="1234"/>
+          </w:tcPr>
+          <w:p>
+            <w:r>
+              <w:t>Cestoria nació en casa, de la mano de Antonio y Alejandra, padres de u</w:t>
+            </w:r>
+          </w:p>
+        </w:tc>
+        <w:tc>
+          <w:tcPr>
+            <w:tcW w:type="dxa" w:w="1234"/>
+          </w:tcPr>
+          <w:p>
+            <w:r>
+              <w:t>—</w:t>
+            </w:r>
+          </w:p>
+        </w:tc>
+        <w:tc>
+          <w:tcPr>
+            <w:tcW w:type="dxa" w:w="1234"/>
+          </w:tcPr>
+          <w:p>
+            <w:r>
+              <w:t>Sin producto (historia de Cestoria)</w:t>
+            </w:r>
+          </w:p>
+        </w:tc>
+        <w:tc>
+          <w:tcPr>
+            <w:tcW w:type="dxa" w:w="1234"/>
+          </w:tcPr>
+          <w:p>
+            <w:r/>
+          </w:p>
+        </w:tc>
+        <w:tc>
+          <w:tcPr>
+            <w:tcW w:type="dxa" w:w="1234"/>
           </w:tcPr>
           <w:p>
             <w:r>
@@ -3511,7 +3980,7 @@
     <w:qFormat/>
     <w:rsid w:val="00FC693F"/>
     <w:rPr>
-      <w:sz w:val="19"/>
+      <w:sz w:val="18"/>
     </w:rPr>
   </w:style>
   <w:style w:type="paragraph" w:styleId="Header">
